--- a/docs/developpement/phases/word/PHASE_06_TICKET_CLIENT_SUR_DEMANDE_ET_DUPLICATA.docx
+++ b/docs/developpement/phases/word/PHASE_06_TICKET_CLIENT_SUR_DEMANDE_ET_DUPLICATA.docx
@@ -20,7 +20,7 @@
       <w:r>
         <w:t xml:space="preserve">FlaiX Expert · dossier de développement · généré le 2026-10-04 depuis le dépôt </w:t>
       </w:r>
-      <w:hyperlink w:history="1" r:id="rIdhu5sk_geiqoauyrg6ajvp">
+      <w:hyperlink w:history="1" r:id="rIdshe1vrfbmmt8uitmza4lg">
         <w:r>
           <w:rPr>
             <w:rStyle w:val="Hyperlink"/>
@@ -458,7 +458,7 @@
           <w:numId w:val="2"/>
         </w:numPr>
       </w:pPr>
-      <w:hyperlink w:history="1" r:id="rIdkhnpdtgnghay-tayydhok">
+      <w:hyperlink w:history="1" r:id="rIdv352mh9tpwwzeynxb-bgm">
         <w:r>
           <w:rPr>
             <w:rStyle w:val="Hyperlink"/>
@@ -506,7 +506,7 @@
       <w:r>
         <w:t xml:space="preserve"> — modifié — </w:t>
       </w:r>
-      <w:hyperlink w:history="1" r:id="rIdxw0thywci7hltso6_ygdt">
+      <w:hyperlink w:history="1" r:id="rId8qzh58y1bzrbmjmo725nv">
         <w:r>
           <w:rPr>
             <w:rStyle w:val="Hyperlink"/>
@@ -543,7 +543,7 @@
       <w:r>
         <w:t xml:space="preserve"> — modifié — </w:t>
       </w:r>
-      <w:hyperlink w:history="1" r:id="rIdoahx26lbm2xa3nbws-qbq">
+      <w:hyperlink w:history="1" r:id="rIdwdy1m1vzobi6oljvfaulr">
         <w:r>
           <w:rPr>
             <w:rStyle w:val="Hyperlink"/>
@@ -572,7 +572,7 @@
       <w:r>
         <w:t xml:space="preserve"> — modifié — </w:t>
       </w:r>
-      <w:hyperlink w:history="1" r:id="rIdqhx9l_g29mvtcu097lfaw">
+      <w:hyperlink w:history="1" r:id="rIdmap0cbhf5sxpabqx25acy">
         <w:r>
           <w:rPr>
             <w:rStyle w:val="Hyperlink"/>
@@ -609,7 +609,7 @@
       <w:r>
         <w:t xml:space="preserve"> — modifié — </w:t>
       </w:r>
-      <w:hyperlink w:history="1" r:id="rIdyws9umcbypmbhtud75lze">
+      <w:hyperlink w:history="1" r:id="rIdqny4uu5vsu1nbu4ex0dad">
         <w:r>
           <w:rPr>
             <w:rStyle w:val="Hyperlink"/>
@@ -646,7 +646,7 @@
       <w:r>
         <w:t xml:space="preserve"> — modifié — </w:t>
       </w:r>
-      <w:hyperlink w:history="1" r:id="rIdqndfnh9y8x5rhe6qsf4hp">
+      <w:hyperlink w:history="1" r:id="rIdfdees0dkmi0szxwns5bey">
         <w:r>
           <w:rPr>
             <w:rStyle w:val="Hyperlink"/>
@@ -675,7 +675,7 @@
       <w:r>
         <w:t xml:space="preserve"> — créé — </w:t>
       </w:r>
-      <w:hyperlink w:history="1" r:id="rIderuzwnpxoy5usmzc3ftig">
+      <w:hyperlink w:history="1" r:id="rIdeu3_sfibfihsxl1xmnmfg">
         <w:r>
           <w:rPr>
             <w:rStyle w:val="Hyperlink"/>
@@ -704,7 +704,7 @@
       <w:r>
         <w:t xml:space="preserve"> — modifié — </w:t>
       </w:r>
-      <w:hyperlink w:history="1" r:id="rId9j52aiznns003yrkhpi_z">
+      <w:hyperlink w:history="1" r:id="rIdhmrteyq_6woooy9htvqxy">
         <w:r>
           <w:rPr>
             <w:rStyle w:val="Hyperlink"/>
@@ -741,7 +741,7 @@
       <w:r>
         <w:t xml:space="preserve"> — modifié — </w:t>
       </w:r>
-      <w:hyperlink w:history="1" r:id="rIdljk4sroxgtpji17boko7d">
+      <w:hyperlink w:history="1" r:id="rIdt9umbznqiu80dodzkavgw">
         <w:r>
           <w:rPr>
             <w:rStyle w:val="Hyperlink"/>
@@ -770,7 +770,7 @@
       <w:r>
         <w:t xml:space="preserve"> — modifié — </w:t>
       </w:r>
-      <w:hyperlink w:history="1" r:id="rIdeoz4qwz7xvya8j5w9egmh">
+      <w:hyperlink w:history="1" r:id="rIdouauxeagxch4hiwits7ot">
         <w:r>
           <w:rPr>
             <w:rStyle w:val="Hyperlink"/>

--- a/docs/developpement/phases/word/PHASE_06_TICKET_CLIENT_SUR_DEMANDE_ET_DUPLICATA.docx
+++ b/docs/developpement/phases/word/PHASE_06_TICKET_CLIENT_SUR_DEMANDE_ET_DUPLICATA.docx
@@ -20,7 +20,7 @@
       <w:r>
         <w:t xml:space="preserve">FlaiX Expert · dossier de développement · généré le 2026-10-04 depuis le dépôt </w:t>
       </w:r>
-      <w:hyperlink w:history="1" r:id="rIdshe1vrfbmmt8uitmza4lg">
+      <w:hyperlink w:history="1" r:id="rIdxesw1hwvziifqmmagvm4e">
         <w:r>
           <w:rPr>
             <w:rStyle w:val="Hyperlink"/>
@@ -458,7 +458,7 @@
           <w:numId w:val="2"/>
         </w:numPr>
       </w:pPr>
-      <w:hyperlink w:history="1" r:id="rIdv352mh9tpwwzeynxb-bgm">
+      <w:hyperlink w:history="1" r:id="rIdpavvpiyucjnpyi_gjevd0">
         <w:r>
           <w:rPr>
             <w:rStyle w:val="Hyperlink"/>
@@ -506,7 +506,7 @@
       <w:r>
         <w:t xml:space="preserve"> — modifié — </w:t>
       </w:r>
-      <w:hyperlink w:history="1" r:id="rId8qzh58y1bzrbmjmo725nv">
+      <w:hyperlink w:history="1" r:id="rId5vc2jufha2oaodbettxfo">
         <w:r>
           <w:rPr>
             <w:rStyle w:val="Hyperlink"/>
@@ -543,7 +543,7 @@
       <w:r>
         <w:t xml:space="preserve"> — modifié — </w:t>
       </w:r>
-      <w:hyperlink w:history="1" r:id="rIdwdy1m1vzobi6oljvfaulr">
+      <w:hyperlink w:history="1" r:id="rId-gvvpqtjb4ekkus8y7eey">
         <w:r>
           <w:rPr>
             <w:rStyle w:val="Hyperlink"/>
@@ -572,7 +572,7 @@
       <w:r>
         <w:t xml:space="preserve"> — modifié — </w:t>
       </w:r>
-      <w:hyperlink w:history="1" r:id="rIdmap0cbhf5sxpabqx25acy">
+      <w:hyperlink w:history="1" r:id="rIdl9hkipjxyx-mtg-cr0uvu">
         <w:r>
           <w:rPr>
             <w:rStyle w:val="Hyperlink"/>
@@ -609,7 +609,7 @@
       <w:r>
         <w:t xml:space="preserve"> — modifié — </w:t>
       </w:r>
-      <w:hyperlink w:history="1" r:id="rIdqny4uu5vsu1nbu4ex0dad">
+      <w:hyperlink w:history="1" r:id="rIdgjycgyglamtwlg54hu0rn">
         <w:r>
           <w:rPr>
             <w:rStyle w:val="Hyperlink"/>
@@ -646,7 +646,7 @@
       <w:r>
         <w:t xml:space="preserve"> — modifié — </w:t>
       </w:r>
-      <w:hyperlink w:history="1" r:id="rIdfdees0dkmi0szxwns5bey">
+      <w:hyperlink w:history="1" r:id="rIdbfynmjcwrdtifbse2egf5">
         <w:r>
           <w:rPr>
             <w:rStyle w:val="Hyperlink"/>
@@ -675,7 +675,7 @@
       <w:r>
         <w:t xml:space="preserve"> — créé — </w:t>
       </w:r>
-      <w:hyperlink w:history="1" r:id="rIdeu3_sfibfihsxl1xmnmfg">
+      <w:hyperlink w:history="1" r:id="rIder6gei0j_ptykjq2i362i">
         <w:r>
           <w:rPr>
             <w:rStyle w:val="Hyperlink"/>
@@ -704,7 +704,7 @@
       <w:r>
         <w:t xml:space="preserve"> — modifié — </w:t>
       </w:r>
-      <w:hyperlink w:history="1" r:id="rIdhmrteyq_6woooy9htvqxy">
+      <w:hyperlink w:history="1" r:id="rId6heoxsmtlaragyp3zmit-">
         <w:r>
           <w:rPr>
             <w:rStyle w:val="Hyperlink"/>
@@ -741,7 +741,7 @@
       <w:r>
         <w:t xml:space="preserve"> — modifié — </w:t>
       </w:r>
-      <w:hyperlink w:history="1" r:id="rIdt9umbznqiu80dodzkavgw">
+      <w:hyperlink w:history="1" r:id="rIdrcojj4paf4bsorjoobfa1">
         <w:r>
           <w:rPr>
             <w:rStyle w:val="Hyperlink"/>
@@ -770,7 +770,7 @@
       <w:r>
         <w:t xml:space="preserve"> — modifié — </w:t>
       </w:r>
-      <w:hyperlink w:history="1" r:id="rIdouauxeagxch4hiwits7ot">
+      <w:hyperlink w:history="1" r:id="rIdh8jaztwmowv7xa6qtkvf4">
         <w:r>
           <w:rPr>
             <w:rStyle w:val="Hyperlink"/>

--- a/docs/developpement/phases/word/PHASE_06_TICKET_CLIENT_SUR_DEMANDE_ET_DUPLICATA.docx
+++ b/docs/developpement/phases/word/PHASE_06_TICKET_CLIENT_SUR_DEMANDE_ET_DUPLICATA.docx
@@ -20,7 +20,7 @@
       <w:r>
         <w:t xml:space="preserve">FlaiX Expert · dossier de développement · généré le 2026-10-04 depuis le dépôt </w:t>
       </w:r>
-      <w:hyperlink w:history="1" r:id="rIdxesw1hwvziifqmmagvm4e">
+      <w:hyperlink w:history="1" r:id="rIdjpwf9rlqj3azhf6s85qcp">
         <w:r>
           <w:rPr>
             <w:rStyle w:val="Hyperlink"/>
@@ -458,7 +458,7 @@
           <w:numId w:val="2"/>
         </w:numPr>
       </w:pPr>
-      <w:hyperlink w:history="1" r:id="rIdpavvpiyucjnpyi_gjevd0">
+      <w:hyperlink w:history="1" r:id="rIds9juo2hbxuyiu96rhwxgn">
         <w:r>
           <w:rPr>
             <w:rStyle w:val="Hyperlink"/>
@@ -506,7 +506,7 @@
       <w:r>
         <w:t xml:space="preserve"> — modifié — </w:t>
       </w:r>
-      <w:hyperlink w:history="1" r:id="rId5vc2jufha2oaodbettxfo">
+      <w:hyperlink w:history="1" r:id="rIdcbsias5tacqd8wqfjkx4o">
         <w:r>
           <w:rPr>
             <w:rStyle w:val="Hyperlink"/>
@@ -543,7 +543,7 @@
       <w:r>
         <w:t xml:space="preserve"> — modifié — </w:t>
       </w:r>
-      <w:hyperlink w:history="1" r:id="rId-gvvpqtjb4ekkus8y7eey">
+      <w:hyperlink w:history="1" r:id="rIdnkt7cctbbatphy0u1ah8o">
         <w:r>
           <w:rPr>
             <w:rStyle w:val="Hyperlink"/>
@@ -572,7 +572,7 @@
       <w:r>
         <w:t xml:space="preserve"> — modifié — </w:t>
       </w:r>
-      <w:hyperlink w:history="1" r:id="rIdl9hkipjxyx-mtg-cr0uvu">
+      <w:hyperlink w:history="1" r:id="rIdflxa72mhap4d15kldohat">
         <w:r>
           <w:rPr>
             <w:rStyle w:val="Hyperlink"/>
@@ -609,7 +609,7 @@
       <w:r>
         <w:t xml:space="preserve"> — modifié — </w:t>
       </w:r>
-      <w:hyperlink w:history="1" r:id="rIdgjycgyglamtwlg54hu0rn">
+      <w:hyperlink w:history="1" r:id="rId2lfjajdoojsmmzlj0tqur">
         <w:r>
           <w:rPr>
             <w:rStyle w:val="Hyperlink"/>
@@ -646,7 +646,7 @@
       <w:r>
         <w:t xml:space="preserve"> — modifié — </w:t>
       </w:r>
-      <w:hyperlink w:history="1" r:id="rIdbfynmjcwrdtifbse2egf5">
+      <w:hyperlink w:history="1" r:id="rIdkqjahocalwtydc2gnsebd">
         <w:r>
           <w:rPr>
             <w:rStyle w:val="Hyperlink"/>
@@ -675,7 +675,7 @@
       <w:r>
         <w:t xml:space="preserve"> — créé — </w:t>
       </w:r>
-      <w:hyperlink w:history="1" r:id="rIder6gei0j_ptykjq2i362i">
+      <w:hyperlink w:history="1" r:id="rIdvbke073qlyyc733bggjdw">
         <w:r>
           <w:rPr>
             <w:rStyle w:val="Hyperlink"/>
@@ -704,7 +704,7 @@
       <w:r>
         <w:t xml:space="preserve"> — modifié — </w:t>
       </w:r>
-      <w:hyperlink w:history="1" r:id="rId6heoxsmtlaragyp3zmit-">
+      <w:hyperlink w:history="1" r:id="rIdz25hlgyqxjz_cdiq4elop">
         <w:r>
           <w:rPr>
             <w:rStyle w:val="Hyperlink"/>
@@ -741,7 +741,7 @@
       <w:r>
         <w:t xml:space="preserve"> — modifié — </w:t>
       </w:r>
-      <w:hyperlink w:history="1" r:id="rIdrcojj4paf4bsorjoobfa1">
+      <w:hyperlink w:history="1" r:id="rIdegesisbxehm6tdob7motd">
         <w:r>
           <w:rPr>
             <w:rStyle w:val="Hyperlink"/>
@@ -770,7 +770,7 @@
       <w:r>
         <w:t xml:space="preserve"> — modifié — </w:t>
       </w:r>
-      <w:hyperlink w:history="1" r:id="rIdh8jaztwmowv7xa6qtkvf4">
+      <w:hyperlink w:history="1" r:id="rId7uulhc6grmyyxiekesu5z">
         <w:r>
           <w:rPr>
             <w:rStyle w:val="Hyperlink"/>

--- a/docs/developpement/phases/word/PHASE_06_TICKET_CLIENT_SUR_DEMANDE_ET_DUPLICATA.docx
+++ b/docs/developpement/phases/word/PHASE_06_TICKET_CLIENT_SUR_DEMANDE_ET_DUPLICATA.docx
@@ -20,7 +20,7 @@
       <w:r>
         <w:t xml:space="preserve">FlaiX Expert · dossier de développement · généré le 2026-10-04 depuis le dépôt </w:t>
       </w:r>
-      <w:hyperlink w:history="1" r:id="rIdjpwf9rlqj3azhf6s85qcp">
+      <w:hyperlink w:history="1" r:id="rIdkzf6jlyyjfhq_b8-ra_ho">
         <w:r>
           <w:rPr>
             <w:rStyle w:val="Hyperlink"/>
@@ -458,7 +458,7 @@
           <w:numId w:val="2"/>
         </w:numPr>
       </w:pPr>
-      <w:hyperlink w:history="1" r:id="rIds9juo2hbxuyiu96rhwxgn">
+      <w:hyperlink w:history="1" r:id="rIdukmjm2jloxevuji0pgclc">
         <w:r>
           <w:rPr>
             <w:rStyle w:val="Hyperlink"/>
@@ -506,7 +506,7 @@
       <w:r>
         <w:t xml:space="preserve"> — modifié — </w:t>
       </w:r>
-      <w:hyperlink w:history="1" r:id="rIdcbsias5tacqd8wqfjkx4o">
+      <w:hyperlink w:history="1" r:id="rIdmes4dnhy2oglugzla4ef8">
         <w:r>
           <w:rPr>
             <w:rStyle w:val="Hyperlink"/>
@@ -543,7 +543,7 @@
       <w:r>
         <w:t xml:space="preserve"> — modifié — </w:t>
       </w:r>
-      <w:hyperlink w:history="1" r:id="rIdnkt7cctbbatphy0u1ah8o">
+      <w:hyperlink w:history="1" r:id="rIdk3zwvwdwgvd9uznyba74f">
         <w:r>
           <w:rPr>
             <w:rStyle w:val="Hyperlink"/>
@@ -572,7 +572,7 @@
       <w:r>
         <w:t xml:space="preserve"> — modifié — </w:t>
       </w:r>
-      <w:hyperlink w:history="1" r:id="rIdflxa72mhap4d15kldohat">
+      <w:hyperlink w:history="1" r:id="rIdzu_mlopb0xhs-ah09qr37">
         <w:r>
           <w:rPr>
             <w:rStyle w:val="Hyperlink"/>
@@ -609,7 +609,7 @@
       <w:r>
         <w:t xml:space="preserve"> — modifié — </w:t>
       </w:r>
-      <w:hyperlink w:history="1" r:id="rId2lfjajdoojsmmzlj0tqur">
+      <w:hyperlink w:history="1" r:id="rId6diffdrwwyjraqo9_78_k">
         <w:r>
           <w:rPr>
             <w:rStyle w:val="Hyperlink"/>
@@ -646,7 +646,7 @@
       <w:r>
         <w:t xml:space="preserve"> — modifié — </w:t>
       </w:r>
-      <w:hyperlink w:history="1" r:id="rIdkqjahocalwtydc2gnsebd">
+      <w:hyperlink w:history="1" r:id="rIdlhdxmcuspf9b_ie8hfx8d">
         <w:r>
           <w:rPr>
             <w:rStyle w:val="Hyperlink"/>
@@ -675,7 +675,7 @@
       <w:r>
         <w:t xml:space="preserve"> — créé — </w:t>
       </w:r>
-      <w:hyperlink w:history="1" r:id="rIdvbke073qlyyc733bggjdw">
+      <w:hyperlink w:history="1" r:id="rId1naq9hi4lkumbw-nh1r47">
         <w:r>
           <w:rPr>
             <w:rStyle w:val="Hyperlink"/>
@@ -704,7 +704,7 @@
       <w:r>
         <w:t xml:space="preserve"> — modifié — </w:t>
       </w:r>
-      <w:hyperlink w:history="1" r:id="rIdz25hlgyqxjz_cdiq4elop">
+      <w:hyperlink w:history="1" r:id="rId6d9jsfbjftjw2jn0nznii">
         <w:r>
           <w:rPr>
             <w:rStyle w:val="Hyperlink"/>
@@ -741,7 +741,7 @@
       <w:r>
         <w:t xml:space="preserve"> — modifié — </w:t>
       </w:r>
-      <w:hyperlink w:history="1" r:id="rIdegesisbxehm6tdob7motd">
+      <w:hyperlink w:history="1" r:id="rIdyknk1s2vlemqvk87g2p7b">
         <w:r>
           <w:rPr>
             <w:rStyle w:val="Hyperlink"/>
@@ -770,7 +770,7 @@
       <w:r>
         <w:t xml:space="preserve"> — modifié — </w:t>
       </w:r>
-      <w:hyperlink w:history="1" r:id="rId7uulhc6grmyyxiekesu5z">
+      <w:hyperlink w:history="1" r:id="rIdfwslpzk6nph9c2vv_bzfw">
         <w:r>
           <w:rPr>
             <w:rStyle w:val="Hyperlink"/>

--- a/docs/developpement/phases/word/PHASE_06_TICKET_CLIENT_SUR_DEMANDE_ET_DUPLICATA.docx
+++ b/docs/developpement/phases/word/PHASE_06_TICKET_CLIENT_SUR_DEMANDE_ET_DUPLICATA.docx
@@ -20,7 +20,7 @@
       <w:r>
         <w:t xml:space="preserve">FlaiX Expert · dossier de développement · généré le 2026-10-04 depuis le dépôt </w:t>
       </w:r>
-      <w:hyperlink w:history="1" r:id="rIdkzf6jlyyjfhq_b8-ra_ho">
+      <w:hyperlink w:history="1" r:id="rId439txhtmdvie30zwzs9z0">
         <w:r>
           <w:rPr>
             <w:rStyle w:val="Hyperlink"/>
@@ -458,7 +458,7 @@
           <w:numId w:val="2"/>
         </w:numPr>
       </w:pPr>
-      <w:hyperlink w:history="1" r:id="rIdukmjm2jloxevuji0pgclc">
+      <w:hyperlink w:history="1" r:id="rId8i7dqmkxbedadswh12kt0">
         <w:r>
           <w:rPr>
             <w:rStyle w:val="Hyperlink"/>
@@ -506,7 +506,7 @@
       <w:r>
         <w:t xml:space="preserve"> — modifié — </w:t>
       </w:r>
-      <w:hyperlink w:history="1" r:id="rIdmes4dnhy2oglugzla4ef8">
+      <w:hyperlink w:history="1" r:id="rIdbzw3plsytnmfrgpwrvpco">
         <w:r>
           <w:rPr>
             <w:rStyle w:val="Hyperlink"/>
@@ -543,7 +543,7 @@
       <w:r>
         <w:t xml:space="preserve"> — modifié — </w:t>
       </w:r>
-      <w:hyperlink w:history="1" r:id="rIdk3zwvwdwgvd9uznyba74f">
+      <w:hyperlink w:history="1" r:id="rIdcj1iw4be7alenqzvwpbv7">
         <w:r>
           <w:rPr>
             <w:rStyle w:val="Hyperlink"/>
@@ -572,7 +572,7 @@
       <w:r>
         <w:t xml:space="preserve"> — modifié — </w:t>
       </w:r>
-      <w:hyperlink w:history="1" r:id="rIdzu_mlopb0xhs-ah09qr37">
+      <w:hyperlink w:history="1" r:id="rIdk2x_xhli1rtzafchfjrdj">
         <w:r>
           <w:rPr>
             <w:rStyle w:val="Hyperlink"/>
@@ -609,7 +609,7 @@
       <w:r>
         <w:t xml:space="preserve"> — modifié — </w:t>
       </w:r>
-      <w:hyperlink w:history="1" r:id="rId6diffdrwwyjraqo9_78_k">
+      <w:hyperlink w:history="1" r:id="rIdtuyzwtuigbvzwie2knfmm">
         <w:r>
           <w:rPr>
             <w:rStyle w:val="Hyperlink"/>
@@ -646,7 +646,7 @@
       <w:r>
         <w:t xml:space="preserve"> — modifié — </w:t>
       </w:r>
-      <w:hyperlink w:history="1" r:id="rIdlhdxmcuspf9b_ie8hfx8d">
+      <w:hyperlink w:history="1" r:id="rIdlqxsn4tstmyflrx7_ih_p">
         <w:r>
           <w:rPr>
             <w:rStyle w:val="Hyperlink"/>
@@ -675,7 +675,7 @@
       <w:r>
         <w:t xml:space="preserve"> — créé — </w:t>
       </w:r>
-      <w:hyperlink w:history="1" r:id="rId1naq9hi4lkumbw-nh1r47">
+      <w:hyperlink w:history="1" r:id="rIdjkgxjff2e0w95o-c_embx">
         <w:r>
           <w:rPr>
             <w:rStyle w:val="Hyperlink"/>
@@ -704,7 +704,7 @@
       <w:r>
         <w:t xml:space="preserve"> — modifié — </w:t>
       </w:r>
-      <w:hyperlink w:history="1" r:id="rId6d9jsfbjftjw2jn0nznii">
+      <w:hyperlink w:history="1" r:id="rIdqulgoa0pmgusyqsoxajgf">
         <w:r>
           <w:rPr>
             <w:rStyle w:val="Hyperlink"/>
@@ -741,7 +741,7 @@
       <w:r>
         <w:t xml:space="preserve"> — modifié — </w:t>
       </w:r>
-      <w:hyperlink w:history="1" r:id="rIdyknk1s2vlemqvk87g2p7b">
+      <w:hyperlink w:history="1" r:id="rIddfjck1xf_pi8lpl2bj_vj">
         <w:r>
           <w:rPr>
             <w:rStyle w:val="Hyperlink"/>
@@ -770,7 +770,7 @@
       <w:r>
         <w:t xml:space="preserve"> — modifié — </w:t>
       </w:r>
-      <w:hyperlink w:history="1" r:id="rIdfwslpzk6nph9c2vv_bzfw">
+      <w:hyperlink w:history="1" r:id="rIdxg787kwm-ezfl503yodkc">
         <w:r>
           <w:rPr>
             <w:rStyle w:val="Hyperlink"/>

--- a/docs/developpement/phases/word/PHASE_06_TICKET_CLIENT_SUR_DEMANDE_ET_DUPLICATA.docx
+++ b/docs/developpement/phases/word/PHASE_06_TICKET_CLIENT_SUR_DEMANDE_ET_DUPLICATA.docx
@@ -20,7 +20,7 @@
       <w:r>
         <w:t xml:space="preserve">FlaiX Expert · dossier de développement · généré le 2026-10-04 depuis le dépôt </w:t>
       </w:r>
-      <w:hyperlink w:history="1" r:id="rId439txhtmdvie30zwzs9z0">
+      <w:hyperlink w:history="1" r:id="rIdeustijeg5duvc-tbzqpjr">
         <w:r>
           <w:rPr>
             <w:rStyle w:val="Hyperlink"/>
@@ -458,7 +458,7 @@
           <w:numId w:val="2"/>
         </w:numPr>
       </w:pPr>
-      <w:hyperlink w:history="1" r:id="rId8i7dqmkxbedadswh12kt0">
+      <w:hyperlink w:history="1" r:id="rIdykeoatvgmfebeb31xsee9">
         <w:r>
           <w:rPr>
             <w:rStyle w:val="Hyperlink"/>
@@ -506,7 +506,7 @@
       <w:r>
         <w:t xml:space="preserve"> — modifié — </w:t>
       </w:r>
-      <w:hyperlink w:history="1" r:id="rIdbzw3plsytnmfrgpwrvpco">
+      <w:hyperlink w:history="1" r:id="rIdkcu4higtcfkggvtcdyvyo">
         <w:r>
           <w:rPr>
             <w:rStyle w:val="Hyperlink"/>
@@ -543,7 +543,7 @@
       <w:r>
         <w:t xml:space="preserve"> — modifié — </w:t>
       </w:r>
-      <w:hyperlink w:history="1" r:id="rIdcj1iw4be7alenqzvwpbv7">
+      <w:hyperlink w:history="1" r:id="rIdks9vdvpihwkg93m-q4cm0">
         <w:r>
           <w:rPr>
             <w:rStyle w:val="Hyperlink"/>
@@ -572,7 +572,7 @@
       <w:r>
         <w:t xml:space="preserve"> — modifié — </w:t>
       </w:r>
-      <w:hyperlink w:history="1" r:id="rIdk2x_xhli1rtzafchfjrdj">
+      <w:hyperlink w:history="1" r:id="rId5t2xqguhbmocj-fi--afc">
         <w:r>
           <w:rPr>
             <w:rStyle w:val="Hyperlink"/>
@@ -609,7 +609,7 @@
       <w:r>
         <w:t xml:space="preserve"> — modifié — </w:t>
       </w:r>
-      <w:hyperlink w:history="1" r:id="rIdtuyzwtuigbvzwie2knfmm">
+      <w:hyperlink w:history="1" r:id="rIde0ti2ty_epsy0uorgxdl9">
         <w:r>
           <w:rPr>
             <w:rStyle w:val="Hyperlink"/>
@@ -646,7 +646,7 @@
       <w:r>
         <w:t xml:space="preserve"> — modifié — </w:t>
       </w:r>
-      <w:hyperlink w:history="1" r:id="rIdlqxsn4tstmyflrx7_ih_p">
+      <w:hyperlink w:history="1" r:id="rId3qjenfnlfm6cdyecnddqq">
         <w:r>
           <w:rPr>
             <w:rStyle w:val="Hyperlink"/>
@@ -675,7 +675,7 @@
       <w:r>
         <w:t xml:space="preserve"> — créé — </w:t>
       </w:r>
-      <w:hyperlink w:history="1" r:id="rIdjkgxjff2e0w95o-c_embx">
+      <w:hyperlink w:history="1" r:id="rIdwvgbctz60huyk73urwrdc">
         <w:r>
           <w:rPr>
             <w:rStyle w:val="Hyperlink"/>
@@ -704,7 +704,7 @@
       <w:r>
         <w:t xml:space="preserve"> — modifié — </w:t>
       </w:r>
-      <w:hyperlink w:history="1" r:id="rIdqulgoa0pmgusyqsoxajgf">
+      <w:hyperlink w:history="1" r:id="rIdl-v3rqfw9pxsnrivbrlsz">
         <w:r>
           <w:rPr>
             <w:rStyle w:val="Hyperlink"/>
@@ -741,7 +741,7 @@
       <w:r>
         <w:t xml:space="preserve"> — modifié — </w:t>
       </w:r>
-      <w:hyperlink w:history="1" r:id="rIddfjck1xf_pi8lpl2bj_vj">
+      <w:hyperlink w:history="1" r:id="rIdwfebyxoxn-hj8vbiy3zkf">
         <w:r>
           <w:rPr>
             <w:rStyle w:val="Hyperlink"/>
@@ -770,7 +770,7 @@
       <w:r>
         <w:t xml:space="preserve"> — modifié — </w:t>
       </w:r>
-      <w:hyperlink w:history="1" r:id="rIdxg787kwm-ezfl503yodkc">
+      <w:hyperlink w:history="1" r:id="rIdcix_62ffjuutwsozuzz3m">
         <w:r>
           <w:rPr>
             <w:rStyle w:val="Hyperlink"/>

--- a/docs/developpement/phases/word/PHASE_06_TICKET_CLIENT_SUR_DEMANDE_ET_DUPLICATA.docx
+++ b/docs/developpement/phases/word/PHASE_06_TICKET_CLIENT_SUR_DEMANDE_ET_DUPLICATA.docx
@@ -20,7 +20,7 @@
       <w:r>
         <w:t xml:space="preserve">FlaiX Expert · dossier de développement · généré le 2026-10-04 depuis le dépôt </w:t>
       </w:r>
-      <w:hyperlink w:history="1" r:id="rIdeustijeg5duvc-tbzqpjr">
+      <w:hyperlink w:history="1" r:id="rId8drb2yb-jjsfws4twy3bq">
         <w:r>
           <w:rPr>
             <w:rStyle w:val="Hyperlink"/>
@@ -458,7 +458,7 @@
           <w:numId w:val="2"/>
         </w:numPr>
       </w:pPr>
-      <w:hyperlink w:history="1" r:id="rIdykeoatvgmfebeb31xsee9">
+      <w:hyperlink w:history="1" r:id="rId17z1y2apjjuneq52dx67m">
         <w:r>
           <w:rPr>
             <w:rStyle w:val="Hyperlink"/>
@@ -506,7 +506,7 @@
       <w:r>
         <w:t xml:space="preserve"> — modifié — </w:t>
       </w:r>
-      <w:hyperlink w:history="1" r:id="rIdkcu4higtcfkggvtcdyvyo">
+      <w:hyperlink w:history="1" r:id="rIdjt6skvdika8ajoinrw86v">
         <w:r>
           <w:rPr>
             <w:rStyle w:val="Hyperlink"/>
@@ -543,7 +543,7 @@
       <w:r>
         <w:t xml:space="preserve"> — modifié — </w:t>
       </w:r>
-      <w:hyperlink w:history="1" r:id="rIdks9vdvpihwkg93m-q4cm0">
+      <w:hyperlink w:history="1" r:id="rIdvnky0gfjhohvyn-lv1yzr">
         <w:r>
           <w:rPr>
             <w:rStyle w:val="Hyperlink"/>
@@ -572,7 +572,7 @@
       <w:r>
         <w:t xml:space="preserve"> — modifié — </w:t>
       </w:r>
-      <w:hyperlink w:history="1" r:id="rId5t2xqguhbmocj-fi--afc">
+      <w:hyperlink w:history="1" r:id="rId9bvgvvdzjevcrnbpuf3uh">
         <w:r>
           <w:rPr>
             <w:rStyle w:val="Hyperlink"/>
@@ -609,7 +609,7 @@
       <w:r>
         <w:t xml:space="preserve"> — modifié — </w:t>
       </w:r>
-      <w:hyperlink w:history="1" r:id="rIde0ti2ty_epsy0uorgxdl9">
+      <w:hyperlink w:history="1" r:id="rIdifljyjm3l0tmkdaa8zi4y">
         <w:r>
           <w:rPr>
             <w:rStyle w:val="Hyperlink"/>
@@ -646,7 +646,7 @@
       <w:r>
         <w:t xml:space="preserve"> — modifié — </w:t>
       </w:r>
-      <w:hyperlink w:history="1" r:id="rId3qjenfnlfm6cdyecnddqq">
+      <w:hyperlink w:history="1" r:id="rIdqqgxvostvnhbkm3qph_2k">
         <w:r>
           <w:rPr>
             <w:rStyle w:val="Hyperlink"/>
@@ -675,7 +675,7 @@
       <w:r>
         <w:t xml:space="preserve"> — créé — </w:t>
       </w:r>
-      <w:hyperlink w:history="1" r:id="rIdwvgbctz60huyk73urwrdc">
+      <w:hyperlink w:history="1" r:id="rIdaeqx4mxgkfrtb56s-ojcf">
         <w:r>
           <w:rPr>
             <w:rStyle w:val="Hyperlink"/>
@@ -704,7 +704,7 @@
       <w:r>
         <w:t xml:space="preserve"> — modifié — </w:t>
       </w:r>
-      <w:hyperlink w:history="1" r:id="rIdl-v3rqfw9pxsnrivbrlsz">
+      <w:hyperlink w:history="1" r:id="rIdu_2f6j7jz-6zanhql36jc">
         <w:r>
           <w:rPr>
             <w:rStyle w:val="Hyperlink"/>
@@ -741,7 +741,7 @@
       <w:r>
         <w:t xml:space="preserve"> — modifié — </w:t>
       </w:r>
-      <w:hyperlink w:history="1" r:id="rIdwfebyxoxn-hj8vbiy3zkf">
+      <w:hyperlink w:history="1" r:id="rId29qxxkpqgs0fprywbv4sa">
         <w:r>
           <w:rPr>
             <w:rStyle w:val="Hyperlink"/>
@@ -770,7 +770,7 @@
       <w:r>
         <w:t xml:space="preserve"> — modifié — </w:t>
       </w:r>
-      <w:hyperlink w:history="1" r:id="rIdcix_62ffjuutwsozuzz3m">
+      <w:hyperlink w:history="1" r:id="rIdofolzzht5kriqb3mxsohw">
         <w:r>
           <w:rPr>
             <w:rStyle w:val="Hyperlink"/>

--- a/docs/developpement/phases/word/PHASE_06_TICKET_CLIENT_SUR_DEMANDE_ET_DUPLICATA.docx
+++ b/docs/developpement/phases/word/PHASE_06_TICKET_CLIENT_SUR_DEMANDE_ET_DUPLICATA.docx
@@ -20,7 +20,7 @@
       <w:r>
         <w:t xml:space="preserve">FlaiX Expert · dossier de développement · généré le 2026-10-04 depuis le dépôt </w:t>
       </w:r>
-      <w:hyperlink w:history="1" r:id="rId8drb2yb-jjsfws4twy3bq">
+      <w:hyperlink w:history="1" r:id="rIdl1_36hmxmn8a-byseyxuc">
         <w:r>
           <w:rPr>
             <w:rStyle w:val="Hyperlink"/>
@@ -458,7 +458,7 @@
           <w:numId w:val="2"/>
         </w:numPr>
       </w:pPr>
-      <w:hyperlink w:history="1" r:id="rId17z1y2apjjuneq52dx67m">
+      <w:hyperlink w:history="1" r:id="rIdfsbgjqnc4k0xleyey1gxq">
         <w:r>
           <w:rPr>
             <w:rStyle w:val="Hyperlink"/>
@@ -506,7 +506,7 @@
       <w:r>
         <w:t xml:space="preserve"> — modifié — </w:t>
       </w:r>
-      <w:hyperlink w:history="1" r:id="rIdjt6skvdika8ajoinrw86v">
+      <w:hyperlink w:history="1" r:id="rIdtlmjt_n4jhheaof73qk_7">
         <w:r>
           <w:rPr>
             <w:rStyle w:val="Hyperlink"/>
@@ -543,7 +543,7 @@
       <w:r>
         <w:t xml:space="preserve"> — modifié — </w:t>
       </w:r>
-      <w:hyperlink w:history="1" r:id="rIdvnky0gfjhohvyn-lv1yzr">
+      <w:hyperlink w:history="1" r:id="rIdypcs6ntawd4-cb8xbdabh">
         <w:r>
           <w:rPr>
             <w:rStyle w:val="Hyperlink"/>
@@ -572,7 +572,7 @@
       <w:r>
         <w:t xml:space="preserve"> — modifié — </w:t>
       </w:r>
-      <w:hyperlink w:history="1" r:id="rId9bvgvvdzjevcrnbpuf3uh">
+      <w:hyperlink w:history="1" r:id="rId-zviqz_gtr-gc_4ha4f7i">
         <w:r>
           <w:rPr>
             <w:rStyle w:val="Hyperlink"/>
@@ -609,7 +609,7 @@
       <w:r>
         <w:t xml:space="preserve"> — modifié — </w:t>
       </w:r>
-      <w:hyperlink w:history="1" r:id="rIdifljyjm3l0tmkdaa8zi4y">
+      <w:hyperlink w:history="1" r:id="rIdqe-7dim5i8jqa5yc3mcbx">
         <w:r>
           <w:rPr>
             <w:rStyle w:val="Hyperlink"/>
@@ -646,7 +646,7 @@
       <w:r>
         <w:t xml:space="preserve"> — modifié — </w:t>
       </w:r>
-      <w:hyperlink w:history="1" r:id="rIdqqgxvostvnhbkm3qph_2k">
+      <w:hyperlink w:history="1" r:id="rIddp51rashmdkeyicu0bcqc">
         <w:r>
           <w:rPr>
             <w:rStyle w:val="Hyperlink"/>
@@ -675,7 +675,7 @@
       <w:r>
         <w:t xml:space="preserve"> — créé — </w:t>
       </w:r>
-      <w:hyperlink w:history="1" r:id="rIdaeqx4mxgkfrtb56s-ojcf">
+      <w:hyperlink w:history="1" r:id="rId101k4rukxe3t91kekcoww">
         <w:r>
           <w:rPr>
             <w:rStyle w:val="Hyperlink"/>
@@ -704,7 +704,7 @@
       <w:r>
         <w:t xml:space="preserve"> — modifié — </w:t>
       </w:r>
-      <w:hyperlink w:history="1" r:id="rIdu_2f6j7jz-6zanhql36jc">
+      <w:hyperlink w:history="1" r:id="rIdmxz-udnqm8hhd-x-h0a8x">
         <w:r>
           <w:rPr>
             <w:rStyle w:val="Hyperlink"/>
@@ -741,7 +741,7 @@
       <w:r>
         <w:t xml:space="preserve"> — modifié — </w:t>
       </w:r>
-      <w:hyperlink w:history="1" r:id="rId29qxxkpqgs0fprywbv4sa">
+      <w:hyperlink w:history="1" r:id="rIdtfurmn6v1rar3om5gwjcl">
         <w:r>
           <w:rPr>
             <w:rStyle w:val="Hyperlink"/>
@@ -770,7 +770,7 @@
       <w:r>
         <w:t xml:space="preserve"> — modifié — </w:t>
       </w:r>
-      <w:hyperlink w:history="1" r:id="rIdofolzzht5kriqb3mxsohw">
+      <w:hyperlink w:history="1" r:id="rIdqqpknn_sw6gvie_nkfiuf">
         <w:r>
           <w:rPr>
             <w:rStyle w:val="Hyperlink"/>

--- a/docs/developpement/phases/word/PHASE_06_TICKET_CLIENT_SUR_DEMANDE_ET_DUPLICATA.docx
+++ b/docs/developpement/phases/word/PHASE_06_TICKET_CLIENT_SUR_DEMANDE_ET_DUPLICATA.docx
@@ -20,7 +20,7 @@
       <w:r>
         <w:t xml:space="preserve">FlaiX Expert · dossier de développement · généré le 2026-10-04 depuis le dépôt </w:t>
       </w:r>
-      <w:hyperlink w:history="1" r:id="rIdl1_36hmxmn8a-byseyxuc">
+      <w:hyperlink w:history="1" r:id="rIdu8k0varvqss9kzjgnb1ef">
         <w:r>
           <w:rPr>
             <w:rStyle w:val="Hyperlink"/>
@@ -458,7 +458,7 @@
           <w:numId w:val="2"/>
         </w:numPr>
       </w:pPr>
-      <w:hyperlink w:history="1" r:id="rIdfsbgjqnc4k0xleyey1gxq">
+      <w:hyperlink w:history="1" r:id="rIdxumead0yofzyp7bbdhrlr">
         <w:r>
           <w:rPr>
             <w:rStyle w:val="Hyperlink"/>
@@ -506,7 +506,7 @@
       <w:r>
         <w:t xml:space="preserve"> — modifié — </w:t>
       </w:r>
-      <w:hyperlink w:history="1" r:id="rIdtlmjt_n4jhheaof73qk_7">
+      <w:hyperlink w:history="1" r:id="rId_4bf9mi1w77-x5f25_wlw">
         <w:r>
           <w:rPr>
             <w:rStyle w:val="Hyperlink"/>
@@ -543,7 +543,7 @@
       <w:r>
         <w:t xml:space="preserve"> — modifié — </w:t>
       </w:r>
-      <w:hyperlink w:history="1" r:id="rIdypcs6ntawd4-cb8xbdabh">
+      <w:hyperlink w:history="1" r:id="rIdsptiqkwbxecj3cgto4quq">
         <w:r>
           <w:rPr>
             <w:rStyle w:val="Hyperlink"/>
@@ -572,7 +572,7 @@
       <w:r>
         <w:t xml:space="preserve"> — modifié — </w:t>
       </w:r>
-      <w:hyperlink w:history="1" r:id="rId-zviqz_gtr-gc_4ha4f7i">
+      <w:hyperlink w:history="1" r:id="rIdgitmjfhmru5lvvlugxrzp">
         <w:r>
           <w:rPr>
             <w:rStyle w:val="Hyperlink"/>
@@ -609,7 +609,7 @@
       <w:r>
         <w:t xml:space="preserve"> — modifié — </w:t>
       </w:r>
-      <w:hyperlink w:history="1" r:id="rIdqe-7dim5i8jqa5yc3mcbx">
+      <w:hyperlink w:history="1" r:id="rIdi1vrymxaspvmsue_oasfl">
         <w:r>
           <w:rPr>
             <w:rStyle w:val="Hyperlink"/>
@@ -646,7 +646,7 @@
       <w:r>
         <w:t xml:space="preserve"> — modifié — </w:t>
       </w:r>
-      <w:hyperlink w:history="1" r:id="rIddp51rashmdkeyicu0bcqc">
+      <w:hyperlink w:history="1" r:id="rIdfsvakofnf7s9p-sfqdej5">
         <w:r>
           <w:rPr>
             <w:rStyle w:val="Hyperlink"/>
@@ -675,7 +675,7 @@
       <w:r>
         <w:t xml:space="preserve"> — créé — </w:t>
       </w:r>
-      <w:hyperlink w:history="1" r:id="rId101k4rukxe3t91kekcoww">
+      <w:hyperlink w:history="1" r:id="rIdjzxr8wyx17kjpq6ldy57x">
         <w:r>
           <w:rPr>
             <w:rStyle w:val="Hyperlink"/>
@@ -704,7 +704,7 @@
       <w:r>
         <w:t xml:space="preserve"> — modifié — </w:t>
       </w:r>
-      <w:hyperlink w:history="1" r:id="rIdmxz-udnqm8hhd-x-h0a8x">
+      <w:hyperlink w:history="1" r:id="rId-c77dyiuge1v6wqarcfqm">
         <w:r>
           <w:rPr>
             <w:rStyle w:val="Hyperlink"/>
@@ -741,7 +741,7 @@
       <w:r>
         <w:t xml:space="preserve"> — modifié — </w:t>
       </w:r>
-      <w:hyperlink w:history="1" r:id="rIdtfurmn6v1rar3om5gwjcl">
+      <w:hyperlink w:history="1" r:id="rIdwihbtz8tgm3gkyk5uo5oz">
         <w:r>
           <w:rPr>
             <w:rStyle w:val="Hyperlink"/>
@@ -770,7 +770,7 @@
       <w:r>
         <w:t xml:space="preserve"> — modifié — </w:t>
       </w:r>
-      <w:hyperlink w:history="1" r:id="rIdqqpknn_sw6gvie_nkfiuf">
+      <w:hyperlink w:history="1" r:id="rIdhneyt0kuy4hxysszkjkoy">
         <w:r>
           <w:rPr>
             <w:rStyle w:val="Hyperlink"/>

--- a/docs/developpement/phases/word/PHASE_06_TICKET_CLIENT_SUR_DEMANDE_ET_DUPLICATA.docx
+++ b/docs/developpement/phases/word/PHASE_06_TICKET_CLIENT_SUR_DEMANDE_ET_DUPLICATA.docx
@@ -20,7 +20,7 @@
       <w:r>
         <w:t xml:space="preserve">FlaiX Expert · dossier de développement · généré le 2026-10-04 depuis le dépôt </w:t>
       </w:r>
-      <w:hyperlink w:history="1" r:id="rIdu8k0varvqss9kzjgnb1ef">
+      <w:hyperlink w:history="1" r:id="rId8twk2psox9ic4nzmxi_mq">
         <w:r>
           <w:rPr>
             <w:rStyle w:val="Hyperlink"/>
@@ -458,7 +458,7 @@
           <w:numId w:val="2"/>
         </w:numPr>
       </w:pPr>
-      <w:hyperlink w:history="1" r:id="rIdxumead0yofzyp7bbdhrlr">
+      <w:hyperlink w:history="1" r:id="rIdd9cvffsw1szouzlkc6gle">
         <w:r>
           <w:rPr>
             <w:rStyle w:val="Hyperlink"/>
@@ -506,7 +506,7 @@
       <w:r>
         <w:t xml:space="preserve"> — modifié — </w:t>
       </w:r>
-      <w:hyperlink w:history="1" r:id="rId_4bf9mi1w77-x5f25_wlw">
+      <w:hyperlink w:history="1" r:id="rId0ncwychxrvb97zmghkl4k">
         <w:r>
           <w:rPr>
             <w:rStyle w:val="Hyperlink"/>
@@ -543,7 +543,7 @@
       <w:r>
         <w:t xml:space="preserve"> — modifié — </w:t>
       </w:r>
-      <w:hyperlink w:history="1" r:id="rIdsptiqkwbxecj3cgto4quq">
+      <w:hyperlink w:history="1" r:id="rIdoz2d1sxmsjvven2rfab2u">
         <w:r>
           <w:rPr>
             <w:rStyle w:val="Hyperlink"/>
@@ -572,7 +572,7 @@
       <w:r>
         <w:t xml:space="preserve"> — modifié — </w:t>
       </w:r>
-      <w:hyperlink w:history="1" r:id="rIdgitmjfhmru5lvvlugxrzp">
+      <w:hyperlink w:history="1" r:id="rIdrubqrute62kfcwmaytxya">
         <w:r>
           <w:rPr>
             <w:rStyle w:val="Hyperlink"/>
@@ -609,7 +609,7 @@
       <w:r>
         <w:t xml:space="preserve"> — modifié — </w:t>
       </w:r>
-      <w:hyperlink w:history="1" r:id="rIdi1vrymxaspvmsue_oasfl">
+      <w:hyperlink w:history="1" r:id="rId1sump052qc98oinyrcekm">
         <w:r>
           <w:rPr>
             <w:rStyle w:val="Hyperlink"/>
@@ -646,7 +646,7 @@
       <w:r>
         <w:t xml:space="preserve"> — modifié — </w:t>
       </w:r>
-      <w:hyperlink w:history="1" r:id="rIdfsvakofnf7s9p-sfqdej5">
+      <w:hyperlink w:history="1" r:id="rIdex6zygllaomvnpsje6ymn">
         <w:r>
           <w:rPr>
             <w:rStyle w:val="Hyperlink"/>
@@ -675,7 +675,7 @@
       <w:r>
         <w:t xml:space="preserve"> — créé — </w:t>
       </w:r>
-      <w:hyperlink w:history="1" r:id="rIdjzxr8wyx17kjpq6ldy57x">
+      <w:hyperlink w:history="1" r:id="rIddjzmc64-qdf3xfg83pe3g">
         <w:r>
           <w:rPr>
             <w:rStyle w:val="Hyperlink"/>
@@ -704,7 +704,7 @@
       <w:r>
         <w:t xml:space="preserve"> — modifié — </w:t>
       </w:r>
-      <w:hyperlink w:history="1" r:id="rId-c77dyiuge1v6wqarcfqm">
+      <w:hyperlink w:history="1" r:id="rIdrztksrxakpud-yudxoxcc">
         <w:r>
           <w:rPr>
             <w:rStyle w:val="Hyperlink"/>
@@ -741,7 +741,7 @@
       <w:r>
         <w:t xml:space="preserve"> — modifié — </w:t>
       </w:r>
-      <w:hyperlink w:history="1" r:id="rIdwihbtz8tgm3gkyk5uo5oz">
+      <w:hyperlink w:history="1" r:id="rIdhvulqtg-d-r9xuljsqycm">
         <w:r>
           <w:rPr>
             <w:rStyle w:val="Hyperlink"/>
@@ -770,7 +770,7 @@
       <w:r>
         <w:t xml:space="preserve"> — modifié — </w:t>
       </w:r>
-      <w:hyperlink w:history="1" r:id="rIdhneyt0kuy4hxysszkjkoy">
+      <w:hyperlink w:history="1" r:id="rIdeykgcrwxfx46nocgn2kmd">
         <w:r>
           <w:rPr>
             <w:rStyle w:val="Hyperlink"/>

--- a/docs/developpement/phases/word/PHASE_06_TICKET_CLIENT_SUR_DEMANDE_ET_DUPLICATA.docx
+++ b/docs/developpement/phases/word/PHASE_06_TICKET_CLIENT_SUR_DEMANDE_ET_DUPLICATA.docx
@@ -18,9 +18,9 @@
         <w:shd w:fill="F6F3FF" w:color="auto" w:val="clear"/>
       </w:pPr>
       <w:r>
-        <w:t xml:space="preserve">FlaiX Expert · dossier de développement · généré le 2026-10-04 depuis le dépôt </w:t>
-      </w:r>
-      <w:hyperlink w:history="1" r:id="rId8twk2psox9ic4nzmxi_mq">
+        <w:t xml:space="preserve">FlaiX Expert · dossier de développement · généré le 2026-10-19 depuis le dépôt </w:t>
+      </w:r>
+      <w:hyperlink w:history="1" r:id="rIddlhn2ieyx8cncgfky22ct">
         <w:r>
           <w:rPr>
             <w:rStyle w:val="Hyperlink"/>
@@ -458,7 +458,7 @@
           <w:numId w:val="2"/>
         </w:numPr>
       </w:pPr>
-      <w:hyperlink w:history="1" r:id="rIdd9cvffsw1szouzlkc6gle">
+      <w:hyperlink w:history="1" r:id="rIdmfi9w6xrnc0gisvvwzxyh">
         <w:r>
           <w:rPr>
             <w:rStyle w:val="Hyperlink"/>
@@ -506,7 +506,7 @@
       <w:r>
         <w:t xml:space="preserve"> — modifié — </w:t>
       </w:r>
-      <w:hyperlink w:history="1" r:id="rId0ncwychxrvb97zmghkl4k">
+      <w:hyperlink w:history="1" r:id="rIdqd9j3fna4olgpgrbhs2s-">
         <w:r>
           <w:rPr>
             <w:rStyle w:val="Hyperlink"/>
@@ -543,7 +543,7 @@
       <w:r>
         <w:t xml:space="preserve"> — modifié — </w:t>
       </w:r>
-      <w:hyperlink w:history="1" r:id="rIdoz2d1sxmsjvven2rfab2u">
+      <w:hyperlink w:history="1" r:id="rIdlyeuoluilnwkblwvjrbc6">
         <w:r>
           <w:rPr>
             <w:rStyle w:val="Hyperlink"/>
@@ -572,7 +572,7 @@
       <w:r>
         <w:t xml:space="preserve"> — modifié — </w:t>
       </w:r>
-      <w:hyperlink w:history="1" r:id="rIdrubqrute62kfcwmaytxya">
+      <w:hyperlink w:history="1" r:id="rIdn153mx1ex9qzwcupl2u4o">
         <w:r>
           <w:rPr>
             <w:rStyle w:val="Hyperlink"/>
@@ -609,7 +609,7 @@
       <w:r>
         <w:t xml:space="preserve"> — modifié — </w:t>
       </w:r>
-      <w:hyperlink w:history="1" r:id="rId1sump052qc98oinyrcekm">
+      <w:hyperlink w:history="1" r:id="rIdglswowodpxvgftot-m5i3">
         <w:r>
           <w:rPr>
             <w:rStyle w:val="Hyperlink"/>
@@ -646,7 +646,7 @@
       <w:r>
         <w:t xml:space="preserve"> — modifié — </w:t>
       </w:r>
-      <w:hyperlink w:history="1" r:id="rIdex6zygllaomvnpsje6ymn">
+      <w:hyperlink w:history="1" r:id="rIdx3gjre27y1eaaryzsabjv">
         <w:r>
           <w:rPr>
             <w:rStyle w:val="Hyperlink"/>
@@ -675,7 +675,7 @@
       <w:r>
         <w:t xml:space="preserve"> — créé — </w:t>
       </w:r>
-      <w:hyperlink w:history="1" r:id="rIddjzmc64-qdf3xfg83pe3g">
+      <w:hyperlink w:history="1" r:id="rIdrkbvwtlnhuj2djt7po0np">
         <w:r>
           <w:rPr>
             <w:rStyle w:val="Hyperlink"/>
@@ -704,7 +704,7 @@
       <w:r>
         <w:t xml:space="preserve"> — modifié — </w:t>
       </w:r>
-      <w:hyperlink w:history="1" r:id="rIdrztksrxakpud-yudxoxcc">
+      <w:hyperlink w:history="1" r:id="rIdlq4pw_map6ncr8wbgan7x">
         <w:r>
           <w:rPr>
             <w:rStyle w:val="Hyperlink"/>
@@ -741,7 +741,7 @@
       <w:r>
         <w:t xml:space="preserve"> — modifié — </w:t>
       </w:r>
-      <w:hyperlink w:history="1" r:id="rIdhvulqtg-d-r9xuljsqycm">
+      <w:hyperlink w:history="1" r:id="rIdgpfxucpblhxvthntcui_s">
         <w:r>
           <w:rPr>
             <w:rStyle w:val="Hyperlink"/>
@@ -770,7 +770,7 @@
       <w:r>
         <w:t xml:space="preserve"> — modifié — </w:t>
       </w:r>
-      <w:hyperlink w:history="1" r:id="rIdeykgcrwxfx46nocgn2kmd">
+      <w:hyperlink w:history="1" r:id="rIdzmvzhcktz_mljsgdark20">
         <w:r>
           <w:rPr>
             <w:rStyle w:val="Hyperlink"/>

--- a/docs/developpement/phases/word/PHASE_06_TICKET_CLIENT_SUR_DEMANDE_ET_DUPLICATA.docx
+++ b/docs/developpement/phases/word/PHASE_06_TICKET_CLIENT_SUR_DEMANDE_ET_DUPLICATA.docx
@@ -20,7 +20,7 @@
       <w:r>
         <w:t xml:space="preserve">FlaiX Expert · dossier de développement · généré le 2026-10-19 depuis le dépôt </w:t>
       </w:r>
-      <w:hyperlink w:history="1" r:id="rIddlhn2ieyx8cncgfky22ct">
+      <w:hyperlink w:history="1" r:id="rId9kpydww01_paifz3spouw">
         <w:r>
           <w:rPr>
             <w:rStyle w:val="Hyperlink"/>
@@ -458,7 +458,7 @@
           <w:numId w:val="2"/>
         </w:numPr>
       </w:pPr>
-      <w:hyperlink w:history="1" r:id="rIdmfi9w6xrnc0gisvvwzxyh">
+      <w:hyperlink w:history="1" r:id="rIdykdvrwq7kuk2b5-vpdr-v">
         <w:r>
           <w:rPr>
             <w:rStyle w:val="Hyperlink"/>
@@ -506,7 +506,7 @@
       <w:r>
         <w:t xml:space="preserve"> — modifié — </w:t>
       </w:r>
-      <w:hyperlink w:history="1" r:id="rIdqd9j3fna4olgpgrbhs2s-">
+      <w:hyperlink w:history="1" r:id="rId381ry6mytoppu3ak_-hj6">
         <w:r>
           <w:rPr>
             <w:rStyle w:val="Hyperlink"/>
@@ -543,7 +543,7 @@
       <w:r>
         <w:t xml:space="preserve"> — modifié — </w:t>
       </w:r>
-      <w:hyperlink w:history="1" r:id="rIdlyeuoluilnwkblwvjrbc6">
+      <w:hyperlink w:history="1" r:id="rId1aiq1jlxquwjhrk3alqk7">
         <w:r>
           <w:rPr>
             <w:rStyle w:val="Hyperlink"/>
@@ -572,7 +572,7 @@
       <w:r>
         <w:t xml:space="preserve"> — modifié — </w:t>
       </w:r>
-      <w:hyperlink w:history="1" r:id="rIdn153mx1ex9qzwcupl2u4o">
+      <w:hyperlink w:history="1" r:id="rIdrbn2lgkderegqo8pvv7jg">
         <w:r>
           <w:rPr>
             <w:rStyle w:val="Hyperlink"/>
@@ -609,7 +609,7 @@
       <w:r>
         <w:t xml:space="preserve"> — modifié — </w:t>
       </w:r>
-      <w:hyperlink w:history="1" r:id="rIdglswowodpxvgftot-m5i3">
+      <w:hyperlink w:history="1" r:id="rIdbkkcsox4jzn-uywu3mdv4">
         <w:r>
           <w:rPr>
             <w:rStyle w:val="Hyperlink"/>
@@ -646,7 +646,7 @@
       <w:r>
         <w:t xml:space="preserve"> — modifié — </w:t>
       </w:r>
-      <w:hyperlink w:history="1" r:id="rIdx3gjre27y1eaaryzsabjv">
+      <w:hyperlink w:history="1" r:id="rIdntnkr8yqvmvnyaqzz4wcy">
         <w:r>
           <w:rPr>
             <w:rStyle w:val="Hyperlink"/>
@@ -675,7 +675,7 @@
       <w:r>
         <w:t xml:space="preserve"> — créé — </w:t>
       </w:r>
-      <w:hyperlink w:history="1" r:id="rIdrkbvwtlnhuj2djt7po0np">
+      <w:hyperlink w:history="1" r:id="rId3eymmnewi5tfzbqp7jrlj">
         <w:r>
           <w:rPr>
             <w:rStyle w:val="Hyperlink"/>
@@ -704,7 +704,7 @@
       <w:r>
         <w:t xml:space="preserve"> — modifié — </w:t>
       </w:r>
-      <w:hyperlink w:history="1" r:id="rIdlq4pw_map6ncr8wbgan7x">
+      <w:hyperlink w:history="1" r:id="rIdcoicjf6_5bcngmv7ujthp">
         <w:r>
           <w:rPr>
             <w:rStyle w:val="Hyperlink"/>
@@ -741,7 +741,7 @@
       <w:r>
         <w:t xml:space="preserve"> — modifié — </w:t>
       </w:r>
-      <w:hyperlink w:history="1" r:id="rIdgpfxucpblhxvthntcui_s">
+      <w:hyperlink w:history="1" r:id="rIdfdfossuimslie_tzn4ldb">
         <w:r>
           <w:rPr>
             <w:rStyle w:val="Hyperlink"/>
@@ -770,7 +770,7 @@
       <w:r>
         <w:t xml:space="preserve"> — modifié — </w:t>
       </w:r>
-      <w:hyperlink w:history="1" r:id="rIdzmvzhcktz_mljsgdark20">
+      <w:hyperlink w:history="1" r:id="rIdwqj-tlhl9xni9wunb5fqf">
         <w:r>
           <w:rPr>
             <w:rStyle w:val="Hyperlink"/>

--- a/docs/developpement/phases/word/PHASE_06_TICKET_CLIENT_SUR_DEMANDE_ET_DUPLICATA.docx
+++ b/docs/developpement/phases/word/PHASE_06_TICKET_CLIENT_SUR_DEMANDE_ET_DUPLICATA.docx
@@ -20,7 +20,7 @@
       <w:r>
         <w:t xml:space="preserve">FlaiX Expert · dossier de développement · généré le 2026-10-19 depuis le dépôt </w:t>
       </w:r>
-      <w:hyperlink w:history="1" r:id="rId9kpydww01_paifz3spouw">
+      <w:hyperlink w:history="1" r:id="rIdka7tdhhuuw9gv7if1nvia">
         <w:r>
           <w:rPr>
             <w:rStyle w:val="Hyperlink"/>
@@ -458,7 +458,7 @@
           <w:numId w:val="2"/>
         </w:numPr>
       </w:pPr>
-      <w:hyperlink w:history="1" r:id="rIdykdvrwq7kuk2b5-vpdr-v">
+      <w:hyperlink w:history="1" r:id="rIdgmfmoxgwvl7wwgb6qaggn">
         <w:r>
           <w:rPr>
             <w:rStyle w:val="Hyperlink"/>
@@ -506,7 +506,7 @@
       <w:r>
         <w:t xml:space="preserve"> — modifié — </w:t>
       </w:r>
-      <w:hyperlink w:history="1" r:id="rId381ry6mytoppu3ak_-hj6">
+      <w:hyperlink w:history="1" r:id="rIdzs1-63vx_a1pqs3ucg9da">
         <w:r>
           <w:rPr>
             <w:rStyle w:val="Hyperlink"/>
@@ -543,7 +543,7 @@
       <w:r>
         <w:t xml:space="preserve"> — modifié — </w:t>
       </w:r>
-      <w:hyperlink w:history="1" r:id="rId1aiq1jlxquwjhrk3alqk7">
+      <w:hyperlink w:history="1" r:id="rId9j_zlggvntiyd7fugdqgl">
         <w:r>
           <w:rPr>
             <w:rStyle w:val="Hyperlink"/>
@@ -572,7 +572,7 @@
       <w:r>
         <w:t xml:space="preserve"> — modifié — </w:t>
       </w:r>
-      <w:hyperlink w:history="1" r:id="rIdrbn2lgkderegqo8pvv7jg">
+      <w:hyperlink w:history="1" r:id="rIdzpuzcv-zdd2r9fgdlcyhk">
         <w:r>
           <w:rPr>
             <w:rStyle w:val="Hyperlink"/>
@@ -609,7 +609,7 @@
       <w:r>
         <w:t xml:space="preserve"> — modifié — </w:t>
       </w:r>
-      <w:hyperlink w:history="1" r:id="rIdbkkcsox4jzn-uywu3mdv4">
+      <w:hyperlink w:history="1" r:id="rId8detiok5hgcnq1_k6-wtw">
         <w:r>
           <w:rPr>
             <w:rStyle w:val="Hyperlink"/>
@@ -646,7 +646,7 @@
       <w:r>
         <w:t xml:space="preserve"> — modifié — </w:t>
       </w:r>
-      <w:hyperlink w:history="1" r:id="rIdntnkr8yqvmvnyaqzz4wcy">
+      <w:hyperlink w:history="1" r:id="rId-55op1a-tkkbygwydlueh">
         <w:r>
           <w:rPr>
             <w:rStyle w:val="Hyperlink"/>
@@ -675,7 +675,7 @@
       <w:r>
         <w:t xml:space="preserve"> — créé — </w:t>
       </w:r>
-      <w:hyperlink w:history="1" r:id="rId3eymmnewi5tfzbqp7jrlj">
+      <w:hyperlink w:history="1" r:id="rIdklzh3o-kfymtk-omledhw">
         <w:r>
           <w:rPr>
             <w:rStyle w:val="Hyperlink"/>
@@ -704,7 +704,7 @@
       <w:r>
         <w:t xml:space="preserve"> — modifié — </w:t>
       </w:r>
-      <w:hyperlink w:history="1" r:id="rIdcoicjf6_5bcngmv7ujthp">
+      <w:hyperlink w:history="1" r:id="rId7ibhcwgkc70gx9gltalt6">
         <w:r>
           <w:rPr>
             <w:rStyle w:val="Hyperlink"/>
@@ -741,7 +741,7 @@
       <w:r>
         <w:t xml:space="preserve"> — modifié — </w:t>
       </w:r>
-      <w:hyperlink w:history="1" r:id="rIdfdfossuimslie_tzn4ldb">
+      <w:hyperlink w:history="1" r:id="rIdnhp8e48iacsg7cfhjntvj">
         <w:r>
           <w:rPr>
             <w:rStyle w:val="Hyperlink"/>
@@ -770,7 +770,7 @@
       <w:r>
         <w:t xml:space="preserve"> — modifié — </w:t>
       </w:r>
-      <w:hyperlink w:history="1" r:id="rIdwqj-tlhl9xni9wunb5fqf">
+      <w:hyperlink w:history="1" r:id="rIdb-jg_jm2lzhfqndpaj0wr">
         <w:r>
           <w:rPr>
             <w:rStyle w:val="Hyperlink"/>

--- a/docs/developpement/phases/word/PHASE_06_TICKET_CLIENT_SUR_DEMANDE_ET_DUPLICATA.docx
+++ b/docs/developpement/phases/word/PHASE_06_TICKET_CLIENT_SUR_DEMANDE_ET_DUPLICATA.docx
@@ -20,7 +20,7 @@
       <w:r>
         <w:t xml:space="preserve">FlaiX Expert · dossier de développement · généré le 2026-10-19 depuis le dépôt </w:t>
       </w:r>
-      <w:hyperlink w:history="1" r:id="rIdka7tdhhuuw9gv7if1nvia">
+      <w:hyperlink w:history="1" r:id="rIdtzgua9sggbikiml4yehvm">
         <w:r>
           <w:rPr>
             <w:rStyle w:val="Hyperlink"/>
@@ -458,7 +458,7 @@
           <w:numId w:val="2"/>
         </w:numPr>
       </w:pPr>
-      <w:hyperlink w:history="1" r:id="rIdgmfmoxgwvl7wwgb6qaggn">
+      <w:hyperlink w:history="1" r:id="rId4relnlv1722o0l-efvgpf">
         <w:r>
           <w:rPr>
             <w:rStyle w:val="Hyperlink"/>
@@ -506,7 +506,7 @@
       <w:r>
         <w:t xml:space="preserve"> — modifié — </w:t>
       </w:r>
-      <w:hyperlink w:history="1" r:id="rIdzs1-63vx_a1pqs3ucg9da">
+      <w:hyperlink w:history="1" r:id="rId7tvkqwiu99wxdmwagjx0y">
         <w:r>
           <w:rPr>
             <w:rStyle w:val="Hyperlink"/>
@@ -543,7 +543,7 @@
       <w:r>
         <w:t xml:space="preserve"> — modifié — </w:t>
       </w:r>
-      <w:hyperlink w:history="1" r:id="rId9j_zlggvntiyd7fugdqgl">
+      <w:hyperlink w:history="1" r:id="rId3mcm5_eqjfry0tkvb0elw">
         <w:r>
           <w:rPr>
             <w:rStyle w:val="Hyperlink"/>
@@ -572,7 +572,7 @@
       <w:r>
         <w:t xml:space="preserve"> — modifié — </w:t>
       </w:r>
-      <w:hyperlink w:history="1" r:id="rIdzpuzcv-zdd2r9fgdlcyhk">
+      <w:hyperlink w:history="1" r:id="rIdasw3n1apw5oz48wspcwuq">
         <w:r>
           <w:rPr>
             <w:rStyle w:val="Hyperlink"/>
@@ -609,7 +609,7 @@
       <w:r>
         <w:t xml:space="preserve"> — modifié — </w:t>
       </w:r>
-      <w:hyperlink w:history="1" r:id="rId8detiok5hgcnq1_k6-wtw">
+      <w:hyperlink w:history="1" r:id="rIdxletictpqigyjlkhnmg-x">
         <w:r>
           <w:rPr>
             <w:rStyle w:val="Hyperlink"/>
@@ -646,7 +646,7 @@
       <w:r>
         <w:t xml:space="preserve"> — modifié — </w:t>
       </w:r>
-      <w:hyperlink w:history="1" r:id="rId-55op1a-tkkbygwydlueh">
+      <w:hyperlink w:history="1" r:id="rId_kbvkvug1cfkukfayuu6f">
         <w:r>
           <w:rPr>
             <w:rStyle w:val="Hyperlink"/>
@@ -675,7 +675,7 @@
       <w:r>
         <w:t xml:space="preserve"> — créé — </w:t>
       </w:r>
-      <w:hyperlink w:history="1" r:id="rIdklzh3o-kfymtk-omledhw">
+      <w:hyperlink w:history="1" r:id="rIdoskkdourik9x4yqkijx9d">
         <w:r>
           <w:rPr>
             <w:rStyle w:val="Hyperlink"/>
@@ -704,7 +704,7 @@
       <w:r>
         <w:t xml:space="preserve"> — modifié — </w:t>
       </w:r>
-      <w:hyperlink w:history="1" r:id="rId7ibhcwgkc70gx9gltalt6">
+      <w:hyperlink w:history="1" r:id="rIdfx2v75awxzx4pdyj3eq7o">
         <w:r>
           <w:rPr>
             <w:rStyle w:val="Hyperlink"/>
@@ -741,7 +741,7 @@
       <w:r>
         <w:t xml:space="preserve"> — modifié — </w:t>
       </w:r>
-      <w:hyperlink w:history="1" r:id="rIdnhp8e48iacsg7cfhjntvj">
+      <w:hyperlink w:history="1" r:id="rId-gdopzu3adwyw-lrj6klm">
         <w:r>
           <w:rPr>
             <w:rStyle w:val="Hyperlink"/>
@@ -770,7 +770,7 @@
       <w:r>
         <w:t xml:space="preserve"> — modifié — </w:t>
       </w:r>
-      <w:hyperlink w:history="1" r:id="rIdb-jg_jm2lzhfqndpaj0wr">
+      <w:hyperlink w:history="1" r:id="rIdmk1gy7h7mhkkun2lqsjzl">
         <w:r>
           <w:rPr>
             <w:rStyle w:val="Hyperlink"/>

--- a/docs/developpement/phases/word/PHASE_06_TICKET_CLIENT_SUR_DEMANDE_ET_DUPLICATA.docx
+++ b/docs/developpement/phases/word/PHASE_06_TICKET_CLIENT_SUR_DEMANDE_ET_DUPLICATA.docx
@@ -20,7 +20,7 @@
       <w:r>
         <w:t xml:space="preserve">FlaiX Expert · dossier de développement · généré le 2026-10-19 depuis le dépôt </w:t>
       </w:r>
-      <w:hyperlink w:history="1" r:id="rIdtzgua9sggbikiml4yehvm">
+      <w:hyperlink w:history="1" r:id="rIdzusznolidicqbummuqa-k">
         <w:r>
           <w:rPr>
             <w:rStyle w:val="Hyperlink"/>
@@ -458,7 +458,7 @@
           <w:numId w:val="2"/>
         </w:numPr>
       </w:pPr>
-      <w:hyperlink w:history="1" r:id="rId4relnlv1722o0l-efvgpf">
+      <w:hyperlink w:history="1" r:id="rIdk5rovv9eei5q3rz2vww4t">
         <w:r>
           <w:rPr>
             <w:rStyle w:val="Hyperlink"/>
@@ -506,7 +506,7 @@
       <w:r>
         <w:t xml:space="preserve"> — modifié — </w:t>
       </w:r>
-      <w:hyperlink w:history="1" r:id="rId7tvkqwiu99wxdmwagjx0y">
+      <w:hyperlink w:history="1" r:id="rIdw7ymnrsyhsejdltf6yq_g">
         <w:r>
           <w:rPr>
             <w:rStyle w:val="Hyperlink"/>
@@ -543,7 +543,7 @@
       <w:r>
         <w:t xml:space="preserve"> — modifié — </w:t>
       </w:r>
-      <w:hyperlink w:history="1" r:id="rId3mcm5_eqjfry0tkvb0elw">
+      <w:hyperlink w:history="1" r:id="rIdpxoshgx4pg8du6vbojues">
         <w:r>
           <w:rPr>
             <w:rStyle w:val="Hyperlink"/>
@@ -572,7 +572,7 @@
       <w:r>
         <w:t xml:space="preserve"> — modifié — </w:t>
       </w:r>
-      <w:hyperlink w:history="1" r:id="rIdasw3n1apw5oz48wspcwuq">
+      <w:hyperlink w:history="1" r:id="rIdzbkrpeorbwyrorh-gabiv">
         <w:r>
           <w:rPr>
             <w:rStyle w:val="Hyperlink"/>
@@ -609,7 +609,7 @@
       <w:r>
         <w:t xml:space="preserve"> — modifié — </w:t>
       </w:r>
-      <w:hyperlink w:history="1" r:id="rIdxletictpqigyjlkhnmg-x">
+      <w:hyperlink w:history="1" r:id="rIdzgzarephe662w0dynqad-">
         <w:r>
           <w:rPr>
             <w:rStyle w:val="Hyperlink"/>
@@ -646,7 +646,7 @@
       <w:r>
         <w:t xml:space="preserve"> — modifié — </w:t>
       </w:r>
-      <w:hyperlink w:history="1" r:id="rId_kbvkvug1cfkukfayuu6f">
+      <w:hyperlink w:history="1" r:id="rIdyehqlmlxswx6pl9pplbit">
         <w:r>
           <w:rPr>
             <w:rStyle w:val="Hyperlink"/>
@@ -675,7 +675,7 @@
       <w:r>
         <w:t xml:space="preserve"> — créé — </w:t>
       </w:r>
-      <w:hyperlink w:history="1" r:id="rIdoskkdourik9x4yqkijx9d">
+      <w:hyperlink w:history="1" r:id="rId37d3tx4byglnatp9ydinu">
         <w:r>
           <w:rPr>
             <w:rStyle w:val="Hyperlink"/>
@@ -704,7 +704,7 @@
       <w:r>
         <w:t xml:space="preserve"> — modifié — </w:t>
       </w:r>
-      <w:hyperlink w:history="1" r:id="rIdfx2v75awxzx4pdyj3eq7o">
+      <w:hyperlink w:history="1" r:id="rIdxiwoqjxumtu4lsml-6qoq">
         <w:r>
           <w:rPr>
             <w:rStyle w:val="Hyperlink"/>
@@ -741,7 +741,7 @@
       <w:r>
         <w:t xml:space="preserve"> — modifié — </w:t>
       </w:r>
-      <w:hyperlink w:history="1" r:id="rId-gdopzu3adwyw-lrj6klm">
+      <w:hyperlink w:history="1" r:id="rIdulubz0eq6lcuzyom9quqs">
         <w:r>
           <w:rPr>
             <w:rStyle w:val="Hyperlink"/>
@@ -770,7 +770,7 @@
       <w:r>
         <w:t xml:space="preserve"> — modifié — </w:t>
       </w:r>
-      <w:hyperlink w:history="1" r:id="rIdmk1gy7h7mhkkun2lqsjzl">
+      <w:hyperlink w:history="1" r:id="rId-sjsobflxqwifiyd0mxhu">
         <w:r>
           <w:rPr>
             <w:rStyle w:val="Hyperlink"/>

--- a/docs/developpement/phases/word/PHASE_06_TICKET_CLIENT_SUR_DEMANDE_ET_DUPLICATA.docx
+++ b/docs/developpement/phases/word/PHASE_06_TICKET_CLIENT_SUR_DEMANDE_ET_DUPLICATA.docx
@@ -18,9 +18,9 @@
         <w:shd w:fill="F6F3FF" w:color="auto" w:val="clear"/>
       </w:pPr>
       <w:r>
-        <w:t xml:space="preserve">FlaiX Expert · dossier de développement · généré le 2026-10-19 depuis le dépôt </w:t>
-      </w:r>
-      <w:hyperlink w:history="1" r:id="rIdzusznolidicqbummuqa-k">
+        <w:t xml:space="preserve">FlaiX Expert · dossier de développement · généré le 2026-10-21 depuis le dépôt </w:t>
+      </w:r>
+      <w:hyperlink w:history="1" r:id="rIdva_ebgvbg4_c4fdyusbbk">
         <w:r>
           <w:rPr>
             <w:rStyle w:val="Hyperlink"/>
@@ -458,7 +458,7 @@
           <w:numId w:val="2"/>
         </w:numPr>
       </w:pPr>
-      <w:hyperlink w:history="1" r:id="rIdk5rovv9eei5q3rz2vww4t">
+      <w:hyperlink w:history="1" r:id="rIdjo5usmpkhppd-qfwmys8k">
         <w:r>
           <w:rPr>
             <w:rStyle w:val="Hyperlink"/>
@@ -506,7 +506,7 @@
       <w:r>
         <w:t xml:space="preserve"> — modifié — </w:t>
       </w:r>
-      <w:hyperlink w:history="1" r:id="rIdw7ymnrsyhsejdltf6yq_g">
+      <w:hyperlink w:history="1" r:id="rIdc1bu6rlp5e4sewzcjr1o9">
         <w:r>
           <w:rPr>
             <w:rStyle w:val="Hyperlink"/>
@@ -543,7 +543,7 @@
       <w:r>
         <w:t xml:space="preserve"> — modifié — </w:t>
       </w:r>
-      <w:hyperlink w:history="1" r:id="rIdpxoshgx4pg8du6vbojues">
+      <w:hyperlink w:history="1" r:id="rIdczlqst3-khte_chsdnx2b">
         <w:r>
           <w:rPr>
             <w:rStyle w:val="Hyperlink"/>
@@ -572,7 +572,7 @@
       <w:r>
         <w:t xml:space="preserve"> — modifié — </w:t>
       </w:r>
-      <w:hyperlink w:history="1" r:id="rIdzbkrpeorbwyrorh-gabiv">
+      <w:hyperlink w:history="1" r:id="rIduf1a89r0yytcdholijvdn">
         <w:r>
           <w:rPr>
             <w:rStyle w:val="Hyperlink"/>
@@ -609,7 +609,7 @@
       <w:r>
         <w:t xml:space="preserve"> — modifié — </w:t>
       </w:r>
-      <w:hyperlink w:history="1" r:id="rIdzgzarephe662w0dynqad-">
+      <w:hyperlink w:history="1" r:id="rIdvgpsj1vlql7k9nkhsifqw">
         <w:r>
           <w:rPr>
             <w:rStyle w:val="Hyperlink"/>
@@ -646,7 +646,7 @@
       <w:r>
         <w:t xml:space="preserve"> — modifié — </w:t>
       </w:r>
-      <w:hyperlink w:history="1" r:id="rIdyehqlmlxswx6pl9pplbit">
+      <w:hyperlink w:history="1" r:id="rIdnqqewcyqdgrbf6g256pok">
         <w:r>
           <w:rPr>
             <w:rStyle w:val="Hyperlink"/>
@@ -675,7 +675,7 @@
       <w:r>
         <w:t xml:space="preserve"> — créé — </w:t>
       </w:r>
-      <w:hyperlink w:history="1" r:id="rId37d3tx4byglnatp9ydinu">
+      <w:hyperlink w:history="1" r:id="rId5uzooplsuoa1wocxm-3-3">
         <w:r>
           <w:rPr>
             <w:rStyle w:val="Hyperlink"/>
@@ -704,7 +704,7 @@
       <w:r>
         <w:t xml:space="preserve"> — modifié — </w:t>
       </w:r>
-      <w:hyperlink w:history="1" r:id="rIdxiwoqjxumtu4lsml-6qoq">
+      <w:hyperlink w:history="1" r:id="rIdyd5ylpvw0m106dwttipk-">
         <w:r>
           <w:rPr>
             <w:rStyle w:val="Hyperlink"/>
@@ -741,7 +741,7 @@
       <w:r>
         <w:t xml:space="preserve"> — modifié — </w:t>
       </w:r>
-      <w:hyperlink w:history="1" r:id="rIdulubz0eq6lcuzyom9quqs">
+      <w:hyperlink w:history="1" r:id="rIdyli_8rzgdbgk4opdldl-x">
         <w:r>
           <w:rPr>
             <w:rStyle w:val="Hyperlink"/>
@@ -770,7 +770,7 @@
       <w:r>
         <w:t xml:space="preserve"> — modifié — </w:t>
       </w:r>
-      <w:hyperlink w:history="1" r:id="rId-sjsobflxqwifiyd0mxhu">
+      <w:hyperlink w:history="1" r:id="rIdyxfgasfkymo4ubxhl2va4">
         <w:r>
           <w:rPr>
             <w:rStyle w:val="Hyperlink"/>

--- a/docs/developpement/phases/word/PHASE_06_TICKET_CLIENT_SUR_DEMANDE_ET_DUPLICATA.docx
+++ b/docs/developpement/phases/word/PHASE_06_TICKET_CLIENT_SUR_DEMANDE_ET_DUPLICATA.docx
@@ -20,7 +20,7 @@
       <w:r>
         <w:t xml:space="preserve">FlaiX Expert · dossier de développement · généré le 2026-10-21 depuis le dépôt </w:t>
       </w:r>
-      <w:hyperlink w:history="1" r:id="rIdva_ebgvbg4_c4fdyusbbk">
+      <w:hyperlink w:history="1" r:id="rIdsugvrhh1fbbthiuceoj7y">
         <w:r>
           <w:rPr>
             <w:rStyle w:val="Hyperlink"/>
@@ -458,7 +458,7 @@
           <w:numId w:val="2"/>
         </w:numPr>
       </w:pPr>
-      <w:hyperlink w:history="1" r:id="rIdjo5usmpkhppd-qfwmys8k">
+      <w:hyperlink w:history="1" r:id="rIdblwee36swqg-bk3exj1tq">
         <w:r>
           <w:rPr>
             <w:rStyle w:val="Hyperlink"/>
@@ -506,7 +506,7 @@
       <w:r>
         <w:t xml:space="preserve"> — modifié — </w:t>
       </w:r>
-      <w:hyperlink w:history="1" r:id="rIdc1bu6rlp5e4sewzcjr1o9">
+      <w:hyperlink w:history="1" r:id="rIdvyjwelipwctnjefxvvhbb">
         <w:r>
           <w:rPr>
             <w:rStyle w:val="Hyperlink"/>
@@ -543,7 +543,7 @@
       <w:r>
         <w:t xml:space="preserve"> — modifié — </w:t>
       </w:r>
-      <w:hyperlink w:history="1" r:id="rIdczlqst3-khte_chsdnx2b">
+      <w:hyperlink w:history="1" r:id="rId4mw4u_zke-cdv8z946ilm">
         <w:r>
           <w:rPr>
             <w:rStyle w:val="Hyperlink"/>
@@ -572,7 +572,7 @@
       <w:r>
         <w:t xml:space="preserve"> — modifié — </w:t>
       </w:r>
-      <w:hyperlink w:history="1" r:id="rIduf1a89r0yytcdholijvdn">
+      <w:hyperlink w:history="1" r:id="rIdtaxkyfnfsgp7i5iohnhpg">
         <w:r>
           <w:rPr>
             <w:rStyle w:val="Hyperlink"/>
@@ -609,7 +609,7 @@
       <w:r>
         <w:t xml:space="preserve"> — modifié — </w:t>
       </w:r>
-      <w:hyperlink w:history="1" r:id="rIdvgpsj1vlql7k9nkhsifqw">
+      <w:hyperlink w:history="1" r:id="rIdne04vydnxu3fqrm4jkagv">
         <w:r>
           <w:rPr>
             <w:rStyle w:val="Hyperlink"/>
@@ -646,7 +646,7 @@
       <w:r>
         <w:t xml:space="preserve"> — modifié — </w:t>
       </w:r>
-      <w:hyperlink w:history="1" r:id="rIdnqqewcyqdgrbf6g256pok">
+      <w:hyperlink w:history="1" r:id="rIdz0qpaeshl0h1xrctvm7z2">
         <w:r>
           <w:rPr>
             <w:rStyle w:val="Hyperlink"/>
@@ -675,7 +675,7 @@
       <w:r>
         <w:t xml:space="preserve"> — créé — </w:t>
       </w:r>
-      <w:hyperlink w:history="1" r:id="rId5uzooplsuoa1wocxm-3-3">
+      <w:hyperlink w:history="1" r:id="rIdutdcef0xejb_sy6rmkcns">
         <w:r>
           <w:rPr>
             <w:rStyle w:val="Hyperlink"/>
@@ -704,7 +704,7 @@
       <w:r>
         <w:t xml:space="preserve"> — modifié — </w:t>
       </w:r>
-      <w:hyperlink w:history="1" r:id="rIdyd5ylpvw0m106dwttipk-">
+      <w:hyperlink w:history="1" r:id="rIdarkkxu5ftnpjim7q02wib">
         <w:r>
           <w:rPr>
             <w:rStyle w:val="Hyperlink"/>
@@ -741,7 +741,7 @@
       <w:r>
         <w:t xml:space="preserve"> — modifié — </w:t>
       </w:r>
-      <w:hyperlink w:history="1" r:id="rIdyli_8rzgdbgk4opdldl-x">
+      <w:hyperlink w:history="1" r:id="rIdmkk92ekuyafl1mpiettfv">
         <w:r>
           <w:rPr>
             <w:rStyle w:val="Hyperlink"/>
@@ -770,7 +770,7 @@
       <w:r>
         <w:t xml:space="preserve"> — modifié — </w:t>
       </w:r>
-      <w:hyperlink w:history="1" r:id="rIdyxfgasfkymo4ubxhl2va4">
+      <w:hyperlink w:history="1" r:id="rIdalzmdgz4z0c3cekncmozq">
         <w:r>
           <w:rPr>
             <w:rStyle w:val="Hyperlink"/>

--- a/docs/developpement/phases/word/PHASE_06_TICKET_CLIENT_SUR_DEMANDE_ET_DUPLICATA.docx
+++ b/docs/developpement/phases/word/PHASE_06_TICKET_CLIENT_SUR_DEMANDE_ET_DUPLICATA.docx
@@ -18,9 +18,9 @@
         <w:shd w:fill="F6F3FF" w:color="auto" w:val="clear"/>
       </w:pPr>
       <w:r>
-        <w:t xml:space="preserve">FlaiX Expert · dossier de développement · généré le 2026-10-21 depuis le dépôt </w:t>
-      </w:r>
-      <w:hyperlink w:history="1" r:id="rIdsugvrhh1fbbthiuceoj7y">
+        <w:t xml:space="preserve">FlaiX Expert · dossier de développement · généré le 2026-10-23 depuis le dépôt </w:t>
+      </w:r>
+      <w:hyperlink w:history="1" r:id="rIdv5lxsoecfvkzkfo1q4n0o">
         <w:r>
           <w:rPr>
             <w:rStyle w:val="Hyperlink"/>
@@ -458,7 +458,7 @@
           <w:numId w:val="2"/>
         </w:numPr>
       </w:pPr>
-      <w:hyperlink w:history="1" r:id="rIdblwee36swqg-bk3exj1tq">
+      <w:hyperlink w:history="1" r:id="rIdt-4hakja84yccvvlzpw-_">
         <w:r>
           <w:rPr>
             <w:rStyle w:val="Hyperlink"/>
@@ -506,7 +506,7 @@
       <w:r>
         <w:t xml:space="preserve"> — modifié — </w:t>
       </w:r>
-      <w:hyperlink w:history="1" r:id="rIdvyjwelipwctnjefxvvhbb">
+      <w:hyperlink w:history="1" r:id="rIdmc3u7gzp1ctsxlb1ejeia">
         <w:r>
           <w:rPr>
             <w:rStyle w:val="Hyperlink"/>
@@ -543,7 +543,7 @@
       <w:r>
         <w:t xml:space="preserve"> — modifié — </w:t>
       </w:r>
-      <w:hyperlink w:history="1" r:id="rId4mw4u_zke-cdv8z946ilm">
+      <w:hyperlink w:history="1" r:id="rId2jaepb-ixui1tm_hfwmll">
         <w:r>
           <w:rPr>
             <w:rStyle w:val="Hyperlink"/>
@@ -572,7 +572,7 @@
       <w:r>
         <w:t xml:space="preserve"> — modifié — </w:t>
       </w:r>
-      <w:hyperlink w:history="1" r:id="rIdtaxkyfnfsgp7i5iohnhpg">
+      <w:hyperlink w:history="1" r:id="rIdlntpxqrdgibczlp89ciuq">
         <w:r>
           <w:rPr>
             <w:rStyle w:val="Hyperlink"/>
@@ -609,7 +609,7 @@
       <w:r>
         <w:t xml:space="preserve"> — modifié — </w:t>
       </w:r>
-      <w:hyperlink w:history="1" r:id="rIdne04vydnxu3fqrm4jkagv">
+      <w:hyperlink w:history="1" r:id="rIdz_okwzl-x-_aa2nj5wdbp">
         <w:r>
           <w:rPr>
             <w:rStyle w:val="Hyperlink"/>
@@ -646,7 +646,7 @@
       <w:r>
         <w:t xml:space="preserve"> — modifié — </w:t>
       </w:r>
-      <w:hyperlink w:history="1" r:id="rIdz0qpaeshl0h1xrctvm7z2">
+      <w:hyperlink w:history="1" r:id="rIdnjdvxmddbvjm1ymfv590s">
         <w:r>
           <w:rPr>
             <w:rStyle w:val="Hyperlink"/>
@@ -675,7 +675,7 @@
       <w:r>
         <w:t xml:space="preserve"> — créé — </w:t>
       </w:r>
-      <w:hyperlink w:history="1" r:id="rIdutdcef0xejb_sy6rmkcns">
+      <w:hyperlink w:history="1" r:id="rIdumptotben-znr6jrx7uzr">
         <w:r>
           <w:rPr>
             <w:rStyle w:val="Hyperlink"/>
@@ -704,7 +704,7 @@
       <w:r>
         <w:t xml:space="preserve"> — modifié — </w:t>
       </w:r>
-      <w:hyperlink w:history="1" r:id="rIdarkkxu5ftnpjim7q02wib">
+      <w:hyperlink w:history="1" r:id="rIdblwoqhv75rk0yg5-3iobz">
         <w:r>
           <w:rPr>
             <w:rStyle w:val="Hyperlink"/>
@@ -741,7 +741,7 @@
       <w:r>
         <w:t xml:space="preserve"> — modifié — </w:t>
       </w:r>
-      <w:hyperlink w:history="1" r:id="rIdmkk92ekuyafl1mpiettfv">
+      <w:hyperlink w:history="1" r:id="rIdlylthj2itmwj69har5voc">
         <w:r>
           <w:rPr>
             <w:rStyle w:val="Hyperlink"/>
@@ -770,7 +770,7 @@
       <w:r>
         <w:t xml:space="preserve"> — modifié — </w:t>
       </w:r>
-      <w:hyperlink w:history="1" r:id="rIdalzmdgz4z0c3cekncmozq">
+      <w:hyperlink w:history="1" r:id="rIdt_7wbdrgtcg1r-1xfptyf">
         <w:r>
           <w:rPr>
             <w:rStyle w:val="Hyperlink"/>

--- a/docs/developpement/phases/word/PHASE_06_TICKET_CLIENT_SUR_DEMANDE_ET_DUPLICATA.docx
+++ b/docs/developpement/phases/word/PHASE_06_TICKET_CLIENT_SUR_DEMANDE_ET_DUPLICATA.docx
@@ -18,9 +18,9 @@
         <w:shd w:fill="F6F3FF" w:color="auto" w:val="clear"/>
       </w:pPr>
       <w:r>
-        <w:t xml:space="preserve">FlaiX Expert · dossier de développement · généré le 2026-10-23 depuis le dépôt </w:t>
-      </w:r>
-      <w:hyperlink w:history="1" r:id="rIdv5lxsoecfvkzkfo1q4n0o">
+        <w:t xml:space="preserve">FlaiX Expert · dossier de développement · généré le 2026-10-24 depuis le dépôt </w:t>
+      </w:r>
+      <w:hyperlink w:history="1" r:id="rId0ewsd9weacc-hlulqnwpc">
         <w:r>
           <w:rPr>
             <w:rStyle w:val="Hyperlink"/>
@@ -458,7 +458,7 @@
           <w:numId w:val="2"/>
         </w:numPr>
       </w:pPr>
-      <w:hyperlink w:history="1" r:id="rIdt-4hakja84yccvvlzpw-_">
+      <w:hyperlink w:history="1" r:id="rId1dpffvnj1v-ny4byq8upb">
         <w:r>
           <w:rPr>
             <w:rStyle w:val="Hyperlink"/>
@@ -506,7 +506,7 @@
       <w:r>
         <w:t xml:space="preserve"> — modifié — </w:t>
       </w:r>
-      <w:hyperlink w:history="1" r:id="rIdmc3u7gzp1ctsxlb1ejeia">
+      <w:hyperlink w:history="1" r:id="rIdlxhyeicbhkfzvq-unsmbj">
         <w:r>
           <w:rPr>
             <w:rStyle w:val="Hyperlink"/>
@@ -543,7 +543,7 @@
       <w:r>
         <w:t xml:space="preserve"> — modifié — </w:t>
       </w:r>
-      <w:hyperlink w:history="1" r:id="rId2jaepb-ixui1tm_hfwmll">
+      <w:hyperlink w:history="1" r:id="rIdzk7qdafwmbklu_kejsfu3">
         <w:r>
           <w:rPr>
             <w:rStyle w:val="Hyperlink"/>
@@ -572,7 +572,7 @@
       <w:r>
         <w:t xml:space="preserve"> — modifié — </w:t>
       </w:r>
-      <w:hyperlink w:history="1" r:id="rIdlntpxqrdgibczlp89ciuq">
+      <w:hyperlink w:history="1" r:id="rIdpa15-w85vcysjz-cl6bsl">
         <w:r>
           <w:rPr>
             <w:rStyle w:val="Hyperlink"/>
@@ -609,7 +609,7 @@
       <w:r>
         <w:t xml:space="preserve"> — modifié — </w:t>
       </w:r>
-      <w:hyperlink w:history="1" r:id="rIdz_okwzl-x-_aa2nj5wdbp">
+      <w:hyperlink w:history="1" r:id="rIdykd98behs-qwezfctkycy">
         <w:r>
           <w:rPr>
             <w:rStyle w:val="Hyperlink"/>
@@ -646,7 +646,7 @@
       <w:r>
         <w:t xml:space="preserve"> — modifié — </w:t>
       </w:r>
-      <w:hyperlink w:history="1" r:id="rIdnjdvxmddbvjm1ymfv590s">
+      <w:hyperlink w:history="1" r:id="rIdcrmdvk8knejjmejpzgo1i">
         <w:r>
           <w:rPr>
             <w:rStyle w:val="Hyperlink"/>
@@ -675,7 +675,7 @@
       <w:r>
         <w:t xml:space="preserve"> — créé — </w:t>
       </w:r>
-      <w:hyperlink w:history="1" r:id="rIdumptotben-znr6jrx7uzr">
+      <w:hyperlink w:history="1" r:id="rIdc99ffeepfu6erikl6kpay">
         <w:r>
           <w:rPr>
             <w:rStyle w:val="Hyperlink"/>
@@ -704,7 +704,7 @@
       <w:r>
         <w:t xml:space="preserve"> — modifié — </w:t>
       </w:r>
-      <w:hyperlink w:history="1" r:id="rIdblwoqhv75rk0yg5-3iobz">
+      <w:hyperlink w:history="1" r:id="rIdu7xjzyhbegfko9e1fp3zh">
         <w:r>
           <w:rPr>
             <w:rStyle w:val="Hyperlink"/>
@@ -741,7 +741,7 @@
       <w:r>
         <w:t xml:space="preserve"> — modifié — </w:t>
       </w:r>
-      <w:hyperlink w:history="1" r:id="rIdlylthj2itmwj69har5voc">
+      <w:hyperlink w:history="1" r:id="rIdo01ptgpgav0mseaqefqco">
         <w:r>
           <w:rPr>
             <w:rStyle w:val="Hyperlink"/>
@@ -770,7 +770,7 @@
       <w:r>
         <w:t xml:space="preserve"> — modifié — </w:t>
       </w:r>
-      <w:hyperlink w:history="1" r:id="rIdt_7wbdrgtcg1r-1xfptyf">
+      <w:hyperlink w:history="1" r:id="rIdfb2ru4wbtnzkrsdyiu41-">
         <w:r>
           <w:rPr>
             <w:rStyle w:val="Hyperlink"/>

--- a/docs/developpement/phases/word/PHASE_06_TICKET_CLIENT_SUR_DEMANDE_ET_DUPLICATA.docx
+++ b/docs/developpement/phases/word/PHASE_06_TICKET_CLIENT_SUR_DEMANDE_ET_DUPLICATA.docx
@@ -18,9 +18,9 @@
         <w:shd w:fill="F6F3FF" w:color="auto" w:val="clear"/>
       </w:pPr>
       <w:r>
-        <w:t xml:space="preserve">FlaiX Expert · dossier de développement · généré le 2026-10-24 depuis le dépôt </w:t>
-      </w:r>
-      <w:hyperlink w:history="1" r:id="rId0ewsd9weacc-hlulqnwpc">
+        <w:t xml:space="preserve">FlaiX Expert · dossier de développement · généré le 2026-10-25 depuis le dépôt </w:t>
+      </w:r>
+      <w:hyperlink w:history="1" r:id="rId1-cjcd7btuag2rx42khq2">
         <w:r>
           <w:rPr>
             <w:rStyle w:val="Hyperlink"/>
@@ -458,7 +458,7 @@
           <w:numId w:val="2"/>
         </w:numPr>
       </w:pPr>
-      <w:hyperlink w:history="1" r:id="rId1dpffvnj1v-ny4byq8upb">
+      <w:hyperlink w:history="1" r:id="rIdpvtco1ek32l3siiipa4pn">
         <w:r>
           <w:rPr>
             <w:rStyle w:val="Hyperlink"/>
@@ -506,7 +506,7 @@
       <w:r>
         <w:t xml:space="preserve"> — modifié — </w:t>
       </w:r>
-      <w:hyperlink w:history="1" r:id="rIdlxhyeicbhkfzvq-unsmbj">
+      <w:hyperlink w:history="1" r:id="rIdfdhd7gd7ikyjerjikphsc">
         <w:r>
           <w:rPr>
             <w:rStyle w:val="Hyperlink"/>
@@ -543,7 +543,7 @@
       <w:r>
         <w:t xml:space="preserve"> — modifié — </w:t>
       </w:r>
-      <w:hyperlink w:history="1" r:id="rIdzk7qdafwmbklu_kejsfu3">
+      <w:hyperlink w:history="1" r:id="rIdasoqxenceu3v3dntozdox">
         <w:r>
           <w:rPr>
             <w:rStyle w:val="Hyperlink"/>
@@ -572,7 +572,7 @@
       <w:r>
         <w:t xml:space="preserve"> — modifié — </w:t>
       </w:r>
-      <w:hyperlink w:history="1" r:id="rIdpa15-w85vcysjz-cl6bsl">
+      <w:hyperlink w:history="1" r:id="rId_imm1y9itowmlz-yo-_su">
         <w:r>
           <w:rPr>
             <w:rStyle w:val="Hyperlink"/>
@@ -609,7 +609,7 @@
       <w:r>
         <w:t xml:space="preserve"> — modifié — </w:t>
       </w:r>
-      <w:hyperlink w:history="1" r:id="rIdykd98behs-qwezfctkycy">
+      <w:hyperlink w:history="1" r:id="rId8gc_rzaxczmssvwh36k0g">
         <w:r>
           <w:rPr>
             <w:rStyle w:val="Hyperlink"/>
@@ -646,7 +646,7 @@
       <w:r>
         <w:t xml:space="preserve"> — modifié — </w:t>
       </w:r>
-      <w:hyperlink w:history="1" r:id="rIdcrmdvk8knejjmejpzgo1i">
+      <w:hyperlink w:history="1" r:id="rIdtdcjadplnbjuqy15ttiyf">
         <w:r>
           <w:rPr>
             <w:rStyle w:val="Hyperlink"/>
@@ -675,7 +675,7 @@
       <w:r>
         <w:t xml:space="preserve"> — créé — </w:t>
       </w:r>
-      <w:hyperlink w:history="1" r:id="rIdc99ffeepfu6erikl6kpay">
+      <w:hyperlink w:history="1" r:id="rIdgyuhqlpsrkae_ylq1elur">
         <w:r>
           <w:rPr>
             <w:rStyle w:val="Hyperlink"/>
@@ -704,7 +704,7 @@
       <w:r>
         <w:t xml:space="preserve"> — modifié — </w:t>
       </w:r>
-      <w:hyperlink w:history="1" r:id="rIdu7xjzyhbegfko9e1fp3zh">
+      <w:hyperlink w:history="1" r:id="rIdwfuyxpl089-qic2btdpgy">
         <w:r>
           <w:rPr>
             <w:rStyle w:val="Hyperlink"/>
@@ -741,7 +741,7 @@
       <w:r>
         <w:t xml:space="preserve"> — modifié — </w:t>
       </w:r>
-      <w:hyperlink w:history="1" r:id="rIdo01ptgpgav0mseaqefqco">
+      <w:hyperlink w:history="1" r:id="rIdsfdwrcxzhd4c12zkclcsz">
         <w:r>
           <w:rPr>
             <w:rStyle w:val="Hyperlink"/>
@@ -770,7 +770,7 @@
       <w:r>
         <w:t xml:space="preserve"> — modifié — </w:t>
       </w:r>
-      <w:hyperlink w:history="1" r:id="rIdfb2ru4wbtnzkrsdyiu41-">
+      <w:hyperlink w:history="1" r:id="rIdzwh6kvdzbhdytdpe1obqc">
         <w:r>
           <w:rPr>
             <w:rStyle w:val="Hyperlink"/>

--- a/docs/developpement/phases/word/PHASE_06_TICKET_CLIENT_SUR_DEMANDE_ET_DUPLICATA.docx
+++ b/docs/developpement/phases/word/PHASE_06_TICKET_CLIENT_SUR_DEMANDE_ET_DUPLICATA.docx
@@ -20,7 +20,7 @@
       <w:r>
         <w:t xml:space="preserve">FlaiX Expert · dossier de développement · généré le 2026-10-25 depuis le dépôt </w:t>
       </w:r>
-      <w:hyperlink w:history="1" r:id="rId1-cjcd7btuag2rx42khq2">
+      <w:hyperlink w:history="1" r:id="rIdwcflwwturxz0lv0hffafz">
         <w:r>
           <w:rPr>
             <w:rStyle w:val="Hyperlink"/>
@@ -458,7 +458,7 @@
           <w:numId w:val="2"/>
         </w:numPr>
       </w:pPr>
-      <w:hyperlink w:history="1" r:id="rIdpvtco1ek32l3siiipa4pn">
+      <w:hyperlink w:history="1" r:id="rIdkj42b7qktb8dek8qz4uu0">
         <w:r>
           <w:rPr>
             <w:rStyle w:val="Hyperlink"/>
@@ -506,7 +506,7 @@
       <w:r>
         <w:t xml:space="preserve"> — modifié — </w:t>
       </w:r>
-      <w:hyperlink w:history="1" r:id="rIdfdhd7gd7ikyjerjikphsc">
+      <w:hyperlink w:history="1" r:id="rIdupm4zxto2hs-frjqqqxc7">
         <w:r>
           <w:rPr>
             <w:rStyle w:val="Hyperlink"/>
@@ -543,7 +543,7 @@
       <w:r>
         <w:t xml:space="preserve"> — modifié — </w:t>
       </w:r>
-      <w:hyperlink w:history="1" r:id="rIdasoqxenceu3v3dntozdox">
+      <w:hyperlink w:history="1" r:id="rId5eq0chikm_eol_cpwyhax">
         <w:r>
           <w:rPr>
             <w:rStyle w:val="Hyperlink"/>
@@ -572,7 +572,7 @@
       <w:r>
         <w:t xml:space="preserve"> — modifié — </w:t>
       </w:r>
-      <w:hyperlink w:history="1" r:id="rId_imm1y9itowmlz-yo-_su">
+      <w:hyperlink w:history="1" r:id="rIdjrwpnvdwsuehdz8k7vpet">
         <w:r>
           <w:rPr>
             <w:rStyle w:val="Hyperlink"/>
@@ -609,7 +609,7 @@
       <w:r>
         <w:t xml:space="preserve"> — modifié — </w:t>
       </w:r>
-      <w:hyperlink w:history="1" r:id="rId8gc_rzaxczmssvwh36k0g">
+      <w:hyperlink w:history="1" r:id="rIdm9z7y64gg-xjppfdq8uqc">
         <w:r>
           <w:rPr>
             <w:rStyle w:val="Hyperlink"/>
@@ -646,7 +646,7 @@
       <w:r>
         <w:t xml:space="preserve"> — modifié — </w:t>
       </w:r>
-      <w:hyperlink w:history="1" r:id="rIdtdcjadplnbjuqy15ttiyf">
+      <w:hyperlink w:history="1" r:id="rId_lzwoqkdtm5lzybkfogu8">
         <w:r>
           <w:rPr>
             <w:rStyle w:val="Hyperlink"/>
@@ -675,7 +675,7 @@
       <w:r>
         <w:t xml:space="preserve"> — créé — </w:t>
       </w:r>
-      <w:hyperlink w:history="1" r:id="rIdgyuhqlpsrkae_ylq1elur">
+      <w:hyperlink w:history="1" r:id="rIduy01g0uzznupejsba842e">
         <w:r>
           <w:rPr>
             <w:rStyle w:val="Hyperlink"/>
@@ -704,7 +704,7 @@
       <w:r>
         <w:t xml:space="preserve"> — modifié — </w:t>
       </w:r>
-      <w:hyperlink w:history="1" r:id="rIdwfuyxpl089-qic2btdpgy">
+      <w:hyperlink w:history="1" r:id="rIdtx09i2m9cyzhgfu0wxgwo">
         <w:r>
           <w:rPr>
             <w:rStyle w:val="Hyperlink"/>
@@ -741,7 +741,7 @@
       <w:r>
         <w:t xml:space="preserve"> — modifié — </w:t>
       </w:r>
-      <w:hyperlink w:history="1" r:id="rIdsfdwrcxzhd4c12zkclcsz">
+      <w:hyperlink w:history="1" r:id="rId68kez1c547hw8ra_ehsbl">
         <w:r>
           <w:rPr>
             <w:rStyle w:val="Hyperlink"/>
@@ -770,7 +770,7 @@
       <w:r>
         <w:t xml:space="preserve"> — modifié — </w:t>
       </w:r>
-      <w:hyperlink w:history="1" r:id="rIdzwh6kvdzbhdytdpe1obqc">
+      <w:hyperlink w:history="1" r:id="rIdbw2u47cl7joxsss48sxol">
         <w:r>
           <w:rPr>
             <w:rStyle w:val="Hyperlink"/>

--- a/docs/developpement/phases/word/PHASE_06_TICKET_CLIENT_SUR_DEMANDE_ET_DUPLICATA.docx
+++ b/docs/developpement/phases/word/PHASE_06_TICKET_CLIENT_SUR_DEMANDE_ET_DUPLICATA.docx
@@ -20,7 +20,7 @@
       <w:r>
         <w:t xml:space="preserve">FlaiX Expert · dossier de développement · généré le 2026-10-25 depuis le dépôt </w:t>
       </w:r>
-      <w:hyperlink w:history="1" r:id="rIdwcflwwturxz0lv0hffafz">
+      <w:hyperlink w:history="1" r:id="rIdhvqggjqrfriqlysawqmmq">
         <w:r>
           <w:rPr>
             <w:rStyle w:val="Hyperlink"/>
@@ -458,7 +458,7 @@
           <w:numId w:val="2"/>
         </w:numPr>
       </w:pPr>
-      <w:hyperlink w:history="1" r:id="rIdkj42b7qktb8dek8qz4uu0">
+      <w:hyperlink w:history="1" r:id="rIdrwjjlrvp5ulpw18cejv4m">
         <w:r>
           <w:rPr>
             <w:rStyle w:val="Hyperlink"/>
@@ -506,7 +506,7 @@
       <w:r>
         <w:t xml:space="preserve"> — modifié — </w:t>
       </w:r>
-      <w:hyperlink w:history="1" r:id="rIdupm4zxto2hs-frjqqqxc7">
+      <w:hyperlink w:history="1" r:id="rIdmeaqiyxohdnhyz8q-20dt">
         <w:r>
           <w:rPr>
             <w:rStyle w:val="Hyperlink"/>
@@ -543,7 +543,7 @@
       <w:r>
         <w:t xml:space="preserve"> — modifié — </w:t>
       </w:r>
-      <w:hyperlink w:history="1" r:id="rId5eq0chikm_eol_cpwyhax">
+      <w:hyperlink w:history="1" r:id="rId_vi8enuvqb4swcet8b4mt">
         <w:r>
           <w:rPr>
             <w:rStyle w:val="Hyperlink"/>
@@ -572,7 +572,7 @@
       <w:r>
         <w:t xml:space="preserve"> — modifié — </w:t>
       </w:r>
-      <w:hyperlink w:history="1" r:id="rIdjrwpnvdwsuehdz8k7vpet">
+      <w:hyperlink w:history="1" r:id="rIdyx5ubh9p6bkhnss95ki95">
         <w:r>
           <w:rPr>
             <w:rStyle w:val="Hyperlink"/>
@@ -609,7 +609,7 @@
       <w:r>
         <w:t xml:space="preserve"> — modifié — </w:t>
       </w:r>
-      <w:hyperlink w:history="1" r:id="rIdm9z7y64gg-xjppfdq8uqc">
+      <w:hyperlink w:history="1" r:id="rIdkhmyz1tw_tdqf7ldvsusn">
         <w:r>
           <w:rPr>
             <w:rStyle w:val="Hyperlink"/>
@@ -646,7 +646,7 @@
       <w:r>
         <w:t xml:space="preserve"> — modifié — </w:t>
       </w:r>
-      <w:hyperlink w:history="1" r:id="rId_lzwoqkdtm5lzybkfogu8">
+      <w:hyperlink w:history="1" r:id="rIdam7uppzo81yruh1mo1mgp">
         <w:r>
           <w:rPr>
             <w:rStyle w:val="Hyperlink"/>
@@ -675,7 +675,7 @@
       <w:r>
         <w:t xml:space="preserve"> — créé — </w:t>
       </w:r>
-      <w:hyperlink w:history="1" r:id="rIduy01g0uzznupejsba842e">
+      <w:hyperlink w:history="1" r:id="rIdmvftirpg9bgtopwr0w5i4">
         <w:r>
           <w:rPr>
             <w:rStyle w:val="Hyperlink"/>
@@ -704,7 +704,7 @@
       <w:r>
         <w:t xml:space="preserve"> — modifié — </w:t>
       </w:r>
-      <w:hyperlink w:history="1" r:id="rIdtx09i2m9cyzhgfu0wxgwo">
+      <w:hyperlink w:history="1" r:id="rIdk2mh4suic1fhlfcr0xk80">
         <w:r>
           <w:rPr>
             <w:rStyle w:val="Hyperlink"/>
@@ -741,7 +741,7 @@
       <w:r>
         <w:t xml:space="preserve"> — modifié — </w:t>
       </w:r>
-      <w:hyperlink w:history="1" r:id="rId68kez1c547hw8ra_ehsbl">
+      <w:hyperlink w:history="1" r:id="rIdcnocnln9oljgopmp0wy2f">
         <w:r>
           <w:rPr>
             <w:rStyle w:val="Hyperlink"/>
@@ -770,7 +770,7 @@
       <w:r>
         <w:t xml:space="preserve"> — modifié — </w:t>
       </w:r>
-      <w:hyperlink w:history="1" r:id="rIdbw2u47cl7joxsss48sxol">
+      <w:hyperlink w:history="1" r:id="rIdwnhsgeo78tbkfioywhdai">
         <w:r>
           <w:rPr>
             <w:rStyle w:val="Hyperlink"/>
